--- a/lessons/3-3/downloads/reveal/3.3-session-1-practice-form-a.docx
+++ b/lessons/3-3/downloads/reveal/3.3-session-1-practice-form-a.docx
@@ -15,7 +15,7 @@
         <w:rPr>
           <w:rFonts w:ascii="Avenir Next" w:hAnsi="Avenir Next" w:cs="Avenir Next" w:eastAsia="Avenir Next"/>
           <w:color w:val="1A1A1A"/>
-          <w:sz w:val="20"/>
+          <w:sz w:val="22"/>
           <w:szCs w:val="20"/>
         </w:rPr>
         <w:t xml:space="preserve">Name</w:t>
@@ -33,7 +33,7 @@
         <w:rPr>
           <w:rFonts w:ascii="Avenir Next" w:hAnsi="Avenir Next" w:cs="Avenir Next" w:eastAsia="Avenir Next"/>
           <w:color w:val="1A1A1A"/>
-          <w:sz w:val="20"/>
+          <w:sz w:val="22"/>
           <w:szCs w:val="20"/>
         </w:rPr>
         <w:t xml:space="preserve">   Date</w:t>
@@ -51,7 +51,7 @@
         <w:rPr>
           <w:rFonts w:ascii="Avenir Next" w:hAnsi="Avenir Next" w:cs="Avenir Next" w:eastAsia="Avenir Next"/>
           <w:color w:val="1A1A1A"/>
-          <w:sz w:val="20"/>
+          <w:sz w:val="22"/>
           <w:szCs w:val="20"/>
         </w:rPr>
         <w:t xml:space="preserve">   Period</w:t>
@@ -78,7 +78,7 @@
           <w:caps/>
           <w:color w:val="003A70"/>
           <w:spacing w:val="12"/>
-          <w:sz w:val="19"/>
+          <w:sz w:val="22"/>
           <w:szCs w:val="19"/>
         </w:rPr>
         <w:t xml:space="preserve">Lesson 3-3  ·  Session 1  ·  Practice  ·  Form A</w:t>
@@ -86,6 +86,7 @@
     </w:p>
     <w:p>
       <w:pPr>
+        <w:pStyle w:val="Heading1"/>
         <w:keepNext/>
         <w:spacing w:before="0" w:after="10" w:line="240" w:lineRule="auto"/>
       </w:pPr>
@@ -111,7 +112,7 @@
         <w:rPr>
           <w:rFonts w:ascii="Avenir Next" w:hAnsi="Avenir Next" w:cs="Avenir Next" w:eastAsia="Avenir Next"/>
           <w:color w:val="5A5F66"/>
-          <w:sz w:val="17"/>
+          <w:sz w:val="22"/>
           <w:szCs w:val="17"/>
         </w:rPr>
         <w:t xml:space="preserve">Learning target — I can build a ratio table by scaling both rows by the same factor.</w:t>
@@ -128,7 +129,7 @@
     </w:p>
     <w:p>
       <w:pPr>
-        <w:spacing w:before="0" w:after="0" w:line="60" w:lineRule="auto"/>
+        <w:spacing w:before="0" w:after="0" w:line="50" w:lineRule="exact"/>
       </w:pPr>
     </w:p>
     <w:tbl>
@@ -167,6 +168,7 @@
           </w:tcPr>
           <w:p>
             <w:pPr>
+              <w:pStyle w:val="Heading2"/>
               <w:spacing w:before="0" w:after="40" w:line="264" w:lineRule="auto"/>
             </w:pPr>
             <w:r>
@@ -194,73 +196,73 @@
                 <w:rFonts w:ascii="Avenir Next" w:hAnsi="Avenir Next" w:cs="Avenir Next" w:eastAsia="Avenir Next"/>
                 <w:b/>
                 <w:color w:val="003A70"/>
+                <w:sz w:val="22"/>
+                <w:szCs w:val="18"/>
+              </w:rPr>
+              <w:t xml:space="preserve">•</w:t>
+            </w:r>
+            <w:r>
+              <w:rPr>
+                <w:rFonts w:ascii="Avenir Next" w:hAnsi="Avenir Next" w:cs="Avenir Next" w:eastAsia="Avenir Next"/>
+                <w:color w:val="1A1A1A"/>
                 <w:sz w:val="18"/>
                 <w:szCs w:val="18"/>
               </w:rPr>
-              <w:t xml:space="preserve">•</w:t>
-            </w:r>
-            <w:r>
-              <w:rPr>
-                <w:rFonts w:ascii="Avenir Next" w:hAnsi="Avenir Next" w:cs="Avenir Next" w:eastAsia="Avenir Next"/>
-                <w:color w:val="1A1A1A"/>
-                <w:sz w:val="18"/>
+              <w:tab/>
+            </w:r>
+            <w:r>
+              <w:rPr>
+                <w:rFonts w:ascii="Avenir Next" w:hAnsi="Avenir Next" w:cs="Avenir Next" w:eastAsia="Avenir Next"/>
+                <w:b/>
+                <w:color w:val="1A1A1A"/>
+                <w:sz w:val="22"/>
                 <w:szCs w:val="18"/>
               </w:rPr>
-              <w:tab/>
-            </w:r>
-            <w:r>
-              <w:rPr>
-                <w:rFonts w:ascii="Avenir Next" w:hAnsi="Avenir Next" w:cs="Avenir Next" w:eastAsia="Avenir Next"/>
-                <w:b/>
-                <w:color w:val="1A1A1A"/>
-                <w:sz w:val="18"/>
+              <w:t xml:space="preserve">Equivalent ratios</w:t>
+            </w:r>
+            <w:r>
+              <w:rPr>
+                <w:rFonts w:ascii="Avenir Next" w:hAnsi="Avenir Next" w:cs="Avenir Next" w:eastAsia="Avenir Next"/>
+                <w:color w:val="1A1A1A"/>
+                <w:sz w:val="22"/>
                 <w:szCs w:val="18"/>
               </w:rPr>
-              <w:t xml:space="preserve">Equivalent ratios</w:t>
-            </w:r>
-            <w:r>
-              <w:rPr>
-                <w:rFonts w:ascii="Avenir Next" w:hAnsi="Avenir Next" w:cs="Avenir Next" w:eastAsia="Avenir Next"/>
-                <w:color w:val="1A1A1A"/>
-                <w:sz w:val="18"/>
+              <w:t xml:space="preserve"> make the same comparison. Multiply or divide </w:t>
+            </w:r>
+            <w:r>
+              <w:rPr>
+                <w:rFonts w:ascii="Avenir Next" w:hAnsi="Avenir Next" w:cs="Avenir Next" w:eastAsia="Avenir Next"/>
+                <w:b/>
+                <w:color w:val="1A1A1A"/>
+                <w:sz w:val="22"/>
                 <w:szCs w:val="18"/>
               </w:rPr>
-              <w:t xml:space="preserve"> make the same comparison. Multiply or divide </w:t>
-            </w:r>
-            <w:r>
-              <w:rPr>
-                <w:rFonts w:ascii="Avenir Next" w:hAnsi="Avenir Next" w:cs="Avenir Next" w:eastAsia="Avenir Next"/>
-                <w:b/>
-                <w:color w:val="1A1A1A"/>
-                <w:sz w:val="18"/>
+              <w:t xml:space="preserve">both</w:t>
+            </w:r>
+            <w:r>
+              <w:rPr>
+                <w:rFonts w:ascii="Avenir Next" w:hAnsi="Avenir Next" w:cs="Avenir Next" w:eastAsia="Avenir Next"/>
+                <w:color w:val="1A1A1A"/>
+                <w:sz w:val="22"/>
                 <w:szCs w:val="18"/>
               </w:rPr>
-              <w:t xml:space="preserve">both</w:t>
-            </w:r>
-            <w:r>
-              <w:rPr>
-                <w:rFonts w:ascii="Avenir Next" w:hAnsi="Avenir Next" w:cs="Avenir Next" w:eastAsia="Avenir Next"/>
-                <w:color w:val="1A1A1A"/>
-                <w:sz w:val="18"/>
+              <w:t xml:space="preserve"> terms by the </w:t>
+            </w:r>
+            <w:r>
+              <w:rPr>
+                <w:rFonts w:ascii="Avenir Next" w:hAnsi="Avenir Next" w:cs="Avenir Next" w:eastAsia="Avenir Next"/>
+                <w:b/>
+                <w:color w:val="1A1A1A"/>
+                <w:sz w:val="22"/>
                 <w:szCs w:val="18"/>
               </w:rPr>
-              <w:t xml:space="preserve"> terms by the </w:t>
-            </w:r>
-            <w:r>
-              <w:rPr>
-                <w:rFonts w:ascii="Avenir Next" w:hAnsi="Avenir Next" w:cs="Avenir Next" w:eastAsia="Avenir Next"/>
-                <w:b/>
-                <w:color w:val="1A1A1A"/>
-                <w:sz w:val="18"/>
-                <w:szCs w:val="18"/>
-              </w:rPr>
               <w:t xml:space="preserve">same</w:t>
             </w:r>
             <w:r>
               <w:rPr>
                 <w:rFonts w:ascii="Avenir Next" w:hAnsi="Avenir Next" w:cs="Avenir Next" w:eastAsia="Avenir Next"/>
                 <w:color w:val="1A1A1A"/>
-                <w:sz w:val="18"/>
+                <w:sz w:val="22"/>
                 <w:szCs w:val="18"/>
               </w:rPr>
               <w:t xml:space="preserve"> number.</w:t>
@@ -279,44 +281,44 @@
                 <w:rFonts w:ascii="Avenir Next" w:hAnsi="Avenir Next" w:cs="Avenir Next" w:eastAsia="Avenir Next"/>
                 <w:b/>
                 <w:color w:val="003A70"/>
+                <w:sz w:val="22"/>
+                <w:szCs w:val="18"/>
+              </w:rPr>
+              <w:t xml:space="preserve">•</w:t>
+            </w:r>
+            <w:r>
+              <w:rPr>
+                <w:rFonts w:ascii="Avenir Next" w:hAnsi="Avenir Next" w:cs="Avenir Next" w:eastAsia="Avenir Next"/>
+                <w:color w:val="1A1A1A"/>
                 <w:sz w:val="18"/>
                 <w:szCs w:val="18"/>
               </w:rPr>
-              <w:t xml:space="preserve">•</w:t>
-            </w:r>
-            <w:r>
-              <w:rPr>
-                <w:rFonts w:ascii="Avenir Next" w:hAnsi="Avenir Next" w:cs="Avenir Next" w:eastAsia="Avenir Next"/>
-                <w:color w:val="1A1A1A"/>
-                <w:sz w:val="18"/>
+              <w:tab/>
+            </w:r>
+            <w:r>
+              <w:rPr>
+                <w:rFonts w:ascii="Avenir Next" w:hAnsi="Avenir Next" w:cs="Avenir Next" w:eastAsia="Avenir Next"/>
+                <w:color w:val="1A1A1A"/>
+                <w:sz w:val="22"/>
                 <w:szCs w:val="18"/>
               </w:rPr>
-              <w:tab/>
-            </w:r>
-            <w:r>
-              <w:rPr>
-                <w:rFonts w:ascii="Avenir Next" w:hAnsi="Avenir Next" w:cs="Avenir Next" w:eastAsia="Avenir Next"/>
-                <w:color w:val="1A1A1A"/>
-                <w:sz w:val="18"/>
+              <w:t xml:space="preserve">In a </w:t>
+            </w:r>
+            <w:r>
+              <w:rPr>
+                <w:rFonts w:ascii="Avenir Next" w:hAnsi="Avenir Next" w:cs="Avenir Next" w:eastAsia="Avenir Next"/>
+                <w:b/>
+                <w:color w:val="1A1A1A"/>
+                <w:sz w:val="22"/>
                 <w:szCs w:val="18"/>
               </w:rPr>
-              <w:t xml:space="preserve">In a </w:t>
-            </w:r>
-            <w:r>
-              <w:rPr>
-                <w:rFonts w:ascii="Avenir Next" w:hAnsi="Avenir Next" w:cs="Avenir Next" w:eastAsia="Avenir Next"/>
-                <w:b/>
-                <w:color w:val="1A1A1A"/>
-                <w:sz w:val="18"/>
-                <w:szCs w:val="18"/>
-              </w:rPr>
               <w:t xml:space="preserve">ratio table</w:t>
             </w:r>
             <w:r>
               <w:rPr>
                 <w:rFonts w:ascii="Avenir Next" w:hAnsi="Avenir Next" w:cs="Avenir Next" w:eastAsia="Avenir Next"/>
                 <w:color w:val="1A1A1A"/>
-                <w:sz w:val="18"/>
+                <w:sz w:val="22"/>
                 <w:szCs w:val="18"/>
               </w:rPr>
               <w:t xml:space="preserve">, each column is one pair. Find the factor, then use it on the other row.</w:t>
@@ -335,44 +337,44 @@
                 <w:rFonts w:ascii="Avenir Next" w:hAnsi="Avenir Next" w:cs="Avenir Next" w:eastAsia="Avenir Next"/>
                 <w:b/>
                 <w:color w:val="003A70"/>
+                <w:sz w:val="22"/>
+                <w:szCs w:val="18"/>
+              </w:rPr>
+              <w:t xml:space="preserve">•</w:t>
+            </w:r>
+            <w:r>
+              <w:rPr>
+                <w:rFonts w:ascii="Avenir Next" w:hAnsi="Avenir Next" w:cs="Avenir Next" w:eastAsia="Avenir Next"/>
+                <w:color w:val="1A1A1A"/>
                 <w:sz w:val="18"/>
                 <w:szCs w:val="18"/>
               </w:rPr>
-              <w:t xml:space="preserve">•</w:t>
-            </w:r>
-            <w:r>
-              <w:rPr>
-                <w:rFonts w:ascii="Avenir Next" w:hAnsi="Avenir Next" w:cs="Avenir Next" w:eastAsia="Avenir Next"/>
-                <w:color w:val="1A1A1A"/>
-                <w:sz w:val="18"/>
+              <w:tab/>
+            </w:r>
+            <w:r>
+              <w:rPr>
+                <w:rFonts w:ascii="Avenir Next" w:hAnsi="Avenir Next" w:cs="Avenir Next" w:eastAsia="Avenir Next"/>
+                <w:color w:val="1A1A1A"/>
+                <w:sz w:val="22"/>
                 <w:szCs w:val="18"/>
               </w:rPr>
-              <w:tab/>
-            </w:r>
-            <w:r>
-              <w:rPr>
-                <w:rFonts w:ascii="Avenir Next" w:hAnsi="Avenir Next" w:cs="Avenir Next" w:eastAsia="Avenir Next"/>
-                <w:color w:val="1A1A1A"/>
-                <w:sz w:val="18"/>
+              <w:t xml:space="preserve">Adding the same number to both terms does </w:t>
+            </w:r>
+            <w:r>
+              <w:rPr>
+                <w:rFonts w:ascii="Avenir Next" w:hAnsi="Avenir Next" w:cs="Avenir Next" w:eastAsia="Avenir Next"/>
+                <w:b/>
+                <w:color w:val="1A1A1A"/>
+                <w:sz w:val="22"/>
                 <w:szCs w:val="18"/>
               </w:rPr>
-              <w:t xml:space="preserve">Adding the same number to both terms does </w:t>
-            </w:r>
-            <w:r>
-              <w:rPr>
-                <w:rFonts w:ascii="Avenir Next" w:hAnsi="Avenir Next" w:cs="Avenir Next" w:eastAsia="Avenir Next"/>
-                <w:b/>
-                <w:color w:val="1A1A1A"/>
-                <w:sz w:val="18"/>
-                <w:szCs w:val="18"/>
-              </w:rPr>
               <w:t xml:space="preserve">not</w:t>
             </w:r>
             <w:r>
               <w:rPr>
                 <w:rFonts w:ascii="Avenir Next" w:hAnsi="Avenir Next" w:cs="Avenir Next" w:eastAsia="Avenir Next"/>
                 <w:color w:val="1A1A1A"/>
-                <w:sz w:val="18"/>
+                <w:sz w:val="22"/>
                 <w:szCs w:val="18"/>
               </w:rPr>
               <w:t xml:space="preserve"> keep the ratio.</w:t>
@@ -387,6 +389,7 @@
           </w:tcPr>
           <w:p>
             <w:pPr>
+              <w:pStyle w:val="Heading2"/>
               <w:spacing w:before="0" w:after="40" w:line="264" w:lineRule="auto"/>
             </w:pPr>
             <w:r>
@@ -409,7 +412,7 @@
               <w:rPr>
                 <w:rFonts w:ascii="Avenir Next" w:hAnsi="Avenir Next" w:cs="Avenir Next" w:eastAsia="Avenir Next"/>
                 <w:color w:val="1A1A1A"/>
-                <w:sz w:val="17"/>
+                <w:sz w:val="22"/>
                 <w:szCs w:val="17"/>
               </w:rPr>
               <w:t xml:space="preserve">A mix uses 5 scoops of powder for every 2 cups of water. How much water for 15 scoops?</w:t>
@@ -428,25 +431,25 @@
                 <w:rFonts w:ascii="Avenir Next" w:hAnsi="Avenir Next" w:cs="Avenir Next" w:eastAsia="Avenir Next"/>
                 <w:b/>
                 <w:color w:val="003A70"/>
+                <w:sz w:val="22"/>
+                <w:szCs w:val="17"/>
+              </w:rPr>
+              <w:t xml:space="preserve">Step 1</w:t>
+            </w:r>
+            <w:r>
+              <w:rPr>
+                <w:rFonts w:ascii="Avenir Next" w:hAnsi="Avenir Next" w:cs="Avenir Next" w:eastAsia="Avenir Next"/>
+                <w:color w:val="1A1A1A"/>
                 <w:sz w:val="17"/>
                 <w:szCs w:val="17"/>
               </w:rPr>
-              <w:t xml:space="preserve">Step 1</w:t>
-            </w:r>
-            <w:r>
-              <w:rPr>
-                <w:rFonts w:ascii="Avenir Next" w:hAnsi="Avenir Next" w:cs="Avenir Next" w:eastAsia="Avenir Next"/>
-                <w:color w:val="1A1A1A"/>
-                <w:sz w:val="17"/>
-                <w:szCs w:val="17"/>
-              </w:rPr>
               <w:tab/>
             </w:r>
             <w:r>
               <w:rPr>
                 <w:rFonts w:ascii="Avenir Next" w:hAnsi="Avenir Next" w:cs="Avenir Next" w:eastAsia="Avenir Next"/>
                 <w:color w:val="1A1A1A"/>
-                <w:sz w:val="17"/>
+                <w:sz w:val="22"/>
                 <w:szCs w:val="17"/>
               </w:rPr>
               <w:t xml:space="preserve">Find the factor: 15 ÷ 5 = 3.</w:t>
@@ -465,25 +468,25 @@
                 <w:rFonts w:ascii="Avenir Next" w:hAnsi="Avenir Next" w:cs="Avenir Next" w:eastAsia="Avenir Next"/>
                 <w:b/>
                 <w:color w:val="003A70"/>
+                <w:sz w:val="22"/>
+                <w:szCs w:val="17"/>
+              </w:rPr>
+              <w:t xml:space="preserve">Step 2</w:t>
+            </w:r>
+            <w:r>
+              <w:rPr>
+                <w:rFonts w:ascii="Avenir Next" w:hAnsi="Avenir Next" w:cs="Avenir Next" w:eastAsia="Avenir Next"/>
+                <w:color w:val="1A1A1A"/>
                 <w:sz w:val="17"/>
                 <w:szCs w:val="17"/>
               </w:rPr>
-              <w:t xml:space="preserve">Step 2</w:t>
-            </w:r>
-            <w:r>
-              <w:rPr>
-                <w:rFonts w:ascii="Avenir Next" w:hAnsi="Avenir Next" w:cs="Avenir Next" w:eastAsia="Avenir Next"/>
-                <w:color w:val="1A1A1A"/>
-                <w:sz w:val="17"/>
-                <w:szCs w:val="17"/>
-              </w:rPr>
               <w:tab/>
             </w:r>
             <w:r>
               <w:rPr>
                 <w:rFonts w:ascii="Avenir Next" w:hAnsi="Avenir Next" w:cs="Avenir Next" w:eastAsia="Avenir Next"/>
                 <w:color w:val="1A1A1A"/>
-                <w:sz w:val="17"/>
+                <w:sz w:val="22"/>
                 <w:szCs w:val="17"/>
               </w:rPr>
               <w:t xml:space="preserve">Multiply the water by 3 too: 2 × 3 = 6.</w:t>
@@ -502,25 +505,25 @@
                 <w:rFonts w:ascii="Avenir Next" w:hAnsi="Avenir Next" w:cs="Avenir Next" w:eastAsia="Avenir Next"/>
                 <w:b/>
                 <w:color w:val="003A70"/>
+                <w:sz w:val="22"/>
+                <w:szCs w:val="17"/>
+              </w:rPr>
+              <w:t xml:space="preserve">Step 3</w:t>
+            </w:r>
+            <w:r>
+              <w:rPr>
+                <w:rFonts w:ascii="Avenir Next" w:hAnsi="Avenir Next" w:cs="Avenir Next" w:eastAsia="Avenir Next"/>
+                <w:color w:val="1A1A1A"/>
                 <w:sz w:val="17"/>
                 <w:szCs w:val="17"/>
               </w:rPr>
-              <w:t xml:space="preserve">Step 3</w:t>
-            </w:r>
-            <w:r>
-              <w:rPr>
-                <w:rFonts w:ascii="Avenir Next" w:hAnsi="Avenir Next" w:cs="Avenir Next" w:eastAsia="Avenir Next"/>
-                <w:color w:val="1A1A1A"/>
-                <w:sz w:val="17"/>
-                <w:szCs w:val="17"/>
-              </w:rPr>
               <w:tab/>
             </w:r>
             <w:r>
               <w:rPr>
                 <w:rFonts w:ascii="Avenir Next" w:hAnsi="Avenir Next" w:cs="Avenir Next" w:eastAsia="Avenir Next"/>
                 <w:color w:val="1A1A1A"/>
-                <w:sz w:val="17"/>
+                <w:sz w:val="22"/>
                 <w:szCs w:val="17"/>
               </w:rPr>
               <w:t xml:space="preserve">Check: 15 : 6 ÷ 3 = 5 : 2.</w:t>
@@ -539,18 +542,18 @@
                 <w:rFonts w:ascii="Avenir Next" w:hAnsi="Avenir Next" w:cs="Avenir Next" w:eastAsia="Avenir Next"/>
                 <w:b/>
                 <w:color w:val="1A1A1A"/>
+                <w:sz w:val="22"/>
+                <w:szCs w:val="17"/>
+              </w:rPr>
+              <w:t xml:space="preserve">Answer</w:t>
+            </w:r>
+            <w:r>
+              <w:rPr>
+                <w:rFonts w:ascii="Avenir Next" w:hAnsi="Avenir Next" w:cs="Avenir Next" w:eastAsia="Avenir Next"/>
+                <w:color w:val="1A1A1A"/>
                 <w:sz w:val="17"/>
                 <w:szCs w:val="17"/>
               </w:rPr>
-              <w:t xml:space="preserve">Answer</w:t>
-            </w:r>
-            <w:r>
-              <w:rPr>
-                <w:rFonts w:ascii="Avenir Next" w:hAnsi="Avenir Next" w:cs="Avenir Next" w:eastAsia="Avenir Next"/>
-                <w:color w:val="1A1A1A"/>
-                <w:sz w:val="17"/>
-                <w:szCs w:val="17"/>
-              </w:rPr>
               <w:tab/>
             </w:r>
             <w:r>
@@ -558,7 +561,7 @@
                 <w:rFonts w:ascii="Avenir Next" w:hAnsi="Avenir Next" w:cs="Avenir Next" w:eastAsia="Avenir Next"/>
                 <w:b/>
                 <w:color w:val="1A1A1A"/>
-                <w:sz w:val="17"/>
+                <w:sz w:val="22"/>
                 <w:szCs w:val="17"/>
               </w:rPr>
               <w:t xml:space="preserve">15 scoops go with 6 cups of water</w:t>
@@ -587,7 +590,7 @@
           <w:rFonts w:ascii="Avenir Next" w:hAnsi="Avenir Next" w:cs="Avenir Next" w:eastAsia="Avenir Next"/>
           <w:b/>
           <w:color w:val="1A1A1A"/>
-          <w:sz w:val="17"/>
+          <w:sz w:val="22"/>
           <w:szCs w:val="17"/>
         </w:rPr>
         <w:t xml:space="preserve">equivalent ratios</w:t>
@@ -597,7 +600,7 @@
           <w:rFonts w:ascii="Avenir Next" w:hAnsi="Avenir Next" w:cs="Avenir Next" w:eastAsia="Avenir Next"/>
           <w:i/>
           <w:color w:val="5A5F66"/>
-          <w:sz w:val="17"/>
+          <w:sz w:val="22"/>
           <w:szCs w:val="17"/>
         </w:rPr>
         <w:t xml:space="preserve"> (razones equivalentes)</w:t>
@@ -606,7 +609,7 @@
         <w:rPr>
           <w:rFonts w:ascii="Avenir Next" w:hAnsi="Avenir Next" w:cs="Avenir Next" w:eastAsia="Avenir Next"/>
           <w:color w:val="5A5F66"/>
-          <w:sz w:val="17"/>
+          <w:sz w:val="22"/>
           <w:szCs w:val="17"/>
         </w:rPr>
         <w:t xml:space="preserve">   ·   </w:t>
@@ -616,7 +619,7 @@
           <w:rFonts w:ascii="Avenir Next" w:hAnsi="Avenir Next" w:cs="Avenir Next" w:eastAsia="Avenir Next"/>
           <w:b/>
           <w:color w:val="1A1A1A"/>
-          <w:sz w:val="17"/>
+          <w:sz w:val="22"/>
           <w:szCs w:val="17"/>
         </w:rPr>
         <w:t xml:space="preserve">ratio table</w:t>
@@ -626,7 +629,7 @@
           <w:rFonts w:ascii="Avenir Next" w:hAnsi="Avenir Next" w:cs="Avenir Next" w:eastAsia="Avenir Next"/>
           <w:i/>
           <w:color w:val="5A5F66"/>
-          <w:sz w:val="17"/>
+          <w:sz w:val="22"/>
           <w:szCs w:val="17"/>
         </w:rPr>
         <w:t xml:space="preserve"> (tabla de razones)</w:t>
@@ -635,7 +638,7 @@
         <w:rPr>
           <w:rFonts w:ascii="Avenir Next" w:hAnsi="Avenir Next" w:cs="Avenir Next" w:eastAsia="Avenir Next"/>
           <w:color w:val="5A5F66"/>
-          <w:sz w:val="17"/>
+          <w:sz w:val="22"/>
           <w:szCs w:val="17"/>
         </w:rPr>
         <w:t xml:space="preserve">   ·   </w:t>
@@ -645,7 +648,7 @@
           <w:rFonts w:ascii="Avenir Next" w:hAnsi="Avenir Next" w:cs="Avenir Next" w:eastAsia="Avenir Next"/>
           <w:b/>
           <w:color w:val="1A1A1A"/>
-          <w:sz w:val="17"/>
+          <w:sz w:val="22"/>
           <w:szCs w:val="17"/>
         </w:rPr>
         <w:t xml:space="preserve">scale factor</w:t>
@@ -655,7 +658,7 @@
           <w:rFonts w:ascii="Avenir Next" w:hAnsi="Avenir Next" w:cs="Avenir Next" w:eastAsia="Avenir Next"/>
           <w:i/>
           <w:color w:val="5A5F66"/>
-          <w:sz w:val="17"/>
+          <w:sz w:val="22"/>
           <w:szCs w:val="17"/>
         </w:rPr>
         <w:t xml:space="preserve"> (factor de escala)</w:t>
@@ -663,6 +666,7 @@
     </w:p>
     <w:p>
       <w:pPr>
+        <w:pStyle w:val="Heading2"/>
         <w:keepNext/>
         <w:pBdr>
           <w:bottom w:val="single" w:sz="8" w:space="3" w:color="003A70"/>
@@ -678,7 +682,7 @@
           <w:b/>
           <w:color w:val="003A70"/>
           <w:spacing w:val="14"/>
-          <w:sz w:val="19"/>
+          <w:sz w:val="22"/>
           <w:szCs w:val="19"/>
         </w:rPr>
         <w:t xml:space="preserve">PRACTICE</w:t>
@@ -697,7 +701,7 @@
           <w:rFonts w:ascii="Avenir Next" w:hAnsi="Avenir Next" w:cs="Avenir Next" w:eastAsia="Avenir Next"/>
           <w:i/>
           <w:color w:val="5A5F66"/>
-          <w:sz w:val="17"/>
+          <w:sz w:val="22"/>
           <w:szCs w:val="17"/>
         </w:rPr>
         <w:t xml:space="preserve">show your work · label units</w:t>
@@ -705,7 +709,7 @@
     </w:p>
     <w:p>
       <w:pPr>
-        <w:spacing w:before="0" w:after="0" w:line="20" w:lineRule="exact"/>
+        <w:spacing w:before="0" w:after="0" w:line="50" w:lineRule="exact"/>
       </w:pPr>
     </w:p>
     <w:tbl>
@@ -755,25 +759,25 @@
                 <w:rFonts w:ascii="Avenir Next" w:hAnsi="Avenir Next" w:cs="Avenir Next" w:eastAsia="Avenir Next"/>
                 <w:b/>
                 <w:color w:val="1A1A1A"/>
+                <w:sz w:val="22"/>
+                <w:szCs w:val="20"/>
+              </w:rPr>
+              <w:t xml:space="preserve">1.</w:t>
+            </w:r>
+            <w:r>
+              <w:rPr>
+                <w:rFonts w:ascii="Avenir Next" w:hAnsi="Avenir Next" w:cs="Avenir Next" w:eastAsia="Avenir Next"/>
+                <w:color w:val="1A1A1A"/>
                 <w:sz w:val="20"/>
                 <w:szCs w:val="20"/>
               </w:rPr>
-              <w:t xml:space="preserve">1.</w:t>
-            </w:r>
-            <w:r>
-              <w:rPr>
-                <w:rFonts w:ascii="Avenir Next" w:hAnsi="Avenir Next" w:cs="Avenir Next" w:eastAsia="Avenir Next"/>
-                <w:color w:val="1A1A1A"/>
-                <w:sz w:val="20"/>
-                <w:szCs w:val="20"/>
-              </w:rPr>
               <w:tab/>
             </w:r>
             <w:r>
               <w:rPr>
                 <w:rFonts w:ascii="Avenir Next" w:hAnsi="Avenir Next" w:cs="Avenir Next" w:eastAsia="Avenir Next"/>
                 <w:color w:val="1A1A1A"/>
-                <w:sz w:val="20"/>
+                <w:sz w:val="22"/>
                 <w:szCs w:val="20"/>
               </w:rPr>
               <w:t xml:space="preserve">Find the missing number.</w:t>
@@ -829,25 +833,25 @@
                       <w:rFonts w:ascii="Avenir Next" w:hAnsi="Avenir Next" w:cs="Avenir Next" w:eastAsia="Avenir Next"/>
                       <w:b/>
                       <w:color w:val="003A70"/>
+                      <w:sz w:val="22"/>
+                      <w:szCs w:val="20"/>
+                    </w:rPr>
+                    <w:t xml:space="preserve">a.</w:t>
+                  </w:r>
+                  <w:r>
+                    <w:rPr>
+                      <w:rFonts w:ascii="Avenir Next" w:hAnsi="Avenir Next" w:cs="Avenir Next" w:eastAsia="Avenir Next"/>
+                      <w:color w:val="1A1A1A"/>
                       <w:sz w:val="20"/>
                       <w:szCs w:val="20"/>
                     </w:rPr>
-                    <w:t xml:space="preserve">a.</w:t>
-                  </w:r>
-                  <w:r>
-                    <w:rPr>
-                      <w:rFonts w:ascii="Avenir Next" w:hAnsi="Avenir Next" w:cs="Avenir Next" w:eastAsia="Avenir Next"/>
-                      <w:color w:val="1A1A1A"/>
-                      <w:sz w:val="20"/>
-                      <w:szCs w:val="20"/>
-                    </w:rPr>
                     <w:tab/>
                   </w:r>
                   <w:r>
                     <w:rPr>
                       <w:rFonts w:ascii="Avenir Next" w:hAnsi="Avenir Next" w:cs="Avenir Next" w:eastAsia="Avenir Next"/>
                       <w:color w:val="1A1A1A"/>
-                      <w:sz w:val="20"/>
+                      <w:sz w:val="22"/>
                       <w:szCs w:val="20"/>
                     </w:rPr>
                     <w:t xml:space="preserve">4 × </w:t>
@@ -866,7 +870,7 @@
                     <w:rPr>
                       <w:rFonts w:ascii="Avenir Next" w:hAnsi="Avenir Next" w:cs="Avenir Next" w:eastAsia="Avenir Next"/>
                       <w:color w:val="1A1A1A"/>
-                      <w:sz w:val="20"/>
+                      <w:sz w:val="22"/>
                       <w:szCs w:val="20"/>
                     </w:rPr>
                     <w:t xml:space="preserve"> = 20</w:t>
@@ -891,7 +895,7 @@
                       <w:rFonts w:ascii="Avenir Next" w:hAnsi="Avenir Next" w:cs="Avenir Next" w:eastAsia="Avenir Next"/>
                       <w:b/>
                       <w:color w:val="003A70"/>
-                      <w:sz w:val="20"/>
+                      <w:sz w:val="22"/>
                       <w:szCs w:val="20"/>
                     </w:rPr>
                     <w:t xml:space="preserve">b.</w:t>
@@ -919,7 +923,7 @@
                     <w:rPr>
                       <w:rFonts w:ascii="Avenir Next" w:hAnsi="Avenir Next" w:cs="Avenir Next" w:eastAsia="Avenir Next"/>
                       <w:color w:val="1A1A1A"/>
-                      <w:sz w:val="20"/>
+                      <w:sz w:val="22"/>
                       <w:szCs w:val="20"/>
                     </w:rPr>
                     <w:t xml:space="preserve"> × 3 = 19.2</w:t>
@@ -944,25 +948,25 @@
                       <w:rFonts w:ascii="Avenir Next" w:hAnsi="Avenir Next" w:cs="Avenir Next" w:eastAsia="Avenir Next"/>
                       <w:b/>
                       <w:color w:val="003A70"/>
+                      <w:sz w:val="22"/>
+                      <w:szCs w:val="20"/>
+                    </w:rPr>
+                    <w:t xml:space="preserve">c.</w:t>
+                  </w:r>
+                  <w:r>
+                    <w:rPr>
+                      <w:rFonts w:ascii="Avenir Next" w:hAnsi="Avenir Next" w:cs="Avenir Next" w:eastAsia="Avenir Next"/>
+                      <w:color w:val="1A1A1A"/>
                       <w:sz w:val="20"/>
                       <w:szCs w:val="20"/>
                     </w:rPr>
-                    <w:t xml:space="preserve">c.</w:t>
-                  </w:r>
-                  <w:r>
-                    <w:rPr>
-                      <w:rFonts w:ascii="Avenir Next" w:hAnsi="Avenir Next" w:cs="Avenir Next" w:eastAsia="Avenir Next"/>
-                      <w:color w:val="1A1A1A"/>
-                      <w:sz w:val="20"/>
-                      <w:szCs w:val="20"/>
-                    </w:rPr>
                     <w:tab/>
                   </w:r>
                   <w:r>
                     <w:rPr>
                       <w:rFonts w:ascii="Avenir Next" w:hAnsi="Avenir Next" w:cs="Avenir Next" w:eastAsia="Avenir Next"/>
                       <w:color w:val="1A1A1A"/>
-                      <w:sz w:val="20"/>
+                      <w:sz w:val="22"/>
                       <w:szCs w:val="20"/>
                     </w:rPr>
                     <w:t xml:space="preserve">2.3 × </w:t>
@@ -981,7 +985,7 @@
                     <w:rPr>
                       <w:rFonts w:ascii="Avenir Next" w:hAnsi="Avenir Next" w:cs="Avenir Next" w:eastAsia="Avenir Next"/>
                       <w:color w:val="1A1A1A"/>
-                      <w:sz w:val="20"/>
+                      <w:sz w:val="22"/>
                       <w:szCs w:val="20"/>
                     </w:rPr>
                     <w:t xml:space="preserve"> = 18.4</w:t>
@@ -1012,7 +1016,7 @@
                       <w:rFonts w:ascii="Avenir Next" w:hAnsi="Avenir Next" w:cs="Avenir Next" w:eastAsia="Avenir Next"/>
                       <w:b/>
                       <w:color w:val="003A70"/>
-                      <w:sz w:val="20"/>
+                      <w:sz w:val="22"/>
                       <w:szCs w:val="20"/>
                     </w:rPr>
                     <w:t xml:space="preserve">d.</w:t>
@@ -1040,7 +1044,7 @@
                     <w:rPr>
                       <w:rFonts w:ascii="Avenir Next" w:hAnsi="Avenir Next" w:cs="Avenir Next" w:eastAsia="Avenir Next"/>
                       <w:color w:val="1A1A1A"/>
-                      <w:sz w:val="20"/>
+                      <w:sz w:val="22"/>
                       <w:szCs w:val="20"/>
                     </w:rPr>
                     <w:t xml:space="preserve"> ÷ 3 = 5</w:t>
@@ -1065,25 +1069,25 @@
                       <w:rFonts w:ascii="Avenir Next" w:hAnsi="Avenir Next" w:cs="Avenir Next" w:eastAsia="Avenir Next"/>
                       <w:b/>
                       <w:color w:val="003A70"/>
+                      <w:sz w:val="22"/>
+                      <w:szCs w:val="20"/>
+                    </w:rPr>
+                    <w:t xml:space="preserve">e.</w:t>
+                  </w:r>
+                  <w:r>
+                    <w:rPr>
+                      <w:rFonts w:ascii="Avenir Next" w:hAnsi="Avenir Next" w:cs="Avenir Next" w:eastAsia="Avenir Next"/>
+                      <w:color w:val="1A1A1A"/>
                       <w:sz w:val="20"/>
                       <w:szCs w:val="20"/>
                     </w:rPr>
-                    <w:t xml:space="preserve">e.</w:t>
-                  </w:r>
-                  <w:r>
-                    <w:rPr>
-                      <w:rFonts w:ascii="Avenir Next" w:hAnsi="Avenir Next" w:cs="Avenir Next" w:eastAsia="Avenir Next"/>
-                      <w:color w:val="1A1A1A"/>
-                      <w:sz w:val="20"/>
-                      <w:szCs w:val="20"/>
-                    </w:rPr>
                     <w:tab/>
                   </w:r>
                   <w:r>
                     <w:rPr>
                       <w:rFonts w:ascii="Avenir Next" w:hAnsi="Avenir Next" w:cs="Avenir Next" w:eastAsia="Avenir Next"/>
                       <w:color w:val="1A1A1A"/>
-                      <w:sz w:val="20"/>
+                      <w:sz w:val="22"/>
                       <w:szCs w:val="20"/>
                     </w:rPr>
                     <w:t xml:space="preserve">24 ÷ </w:t>
@@ -1102,7 +1106,7 @@
                     <w:rPr>
                       <w:rFonts w:ascii="Avenir Next" w:hAnsi="Avenir Next" w:cs="Avenir Next" w:eastAsia="Avenir Next"/>
                       <w:color w:val="1A1A1A"/>
-                      <w:sz w:val="20"/>
+                      <w:sz w:val="22"/>
                       <w:szCs w:val="20"/>
                     </w:rPr>
                     <w:t xml:space="preserve"> = 6</w:t>
@@ -1127,25 +1131,25 @@
                       <w:rFonts w:ascii="Avenir Next" w:hAnsi="Avenir Next" w:cs="Avenir Next" w:eastAsia="Avenir Next"/>
                       <w:b/>
                       <w:color w:val="003A70"/>
+                      <w:sz w:val="22"/>
+                      <w:szCs w:val="20"/>
+                    </w:rPr>
+                    <w:t xml:space="preserve">f.</w:t>
+                  </w:r>
+                  <w:r>
+                    <w:rPr>
+                      <w:rFonts w:ascii="Avenir Next" w:hAnsi="Avenir Next" w:cs="Avenir Next" w:eastAsia="Avenir Next"/>
+                      <w:color w:val="1A1A1A"/>
                       <w:sz w:val="20"/>
                       <w:szCs w:val="20"/>
                     </w:rPr>
-                    <w:t xml:space="preserve">f.</w:t>
-                  </w:r>
-                  <w:r>
-                    <w:rPr>
-                      <w:rFonts w:ascii="Avenir Next" w:hAnsi="Avenir Next" w:cs="Avenir Next" w:eastAsia="Avenir Next"/>
-                      <w:color w:val="1A1A1A"/>
-                      <w:sz w:val="20"/>
-                      <w:szCs w:val="20"/>
-                    </w:rPr>
                     <w:tab/>
                   </w:r>
                   <w:r>
                     <w:rPr>
                       <w:rFonts w:ascii="Avenir Next" w:hAnsi="Avenir Next" w:cs="Avenir Next" w:eastAsia="Avenir Next"/>
                       <w:color w:val="1A1A1A"/>
-                      <w:sz w:val="20"/>
+                      <w:sz w:val="22"/>
                       <w:szCs w:val="20"/>
                     </w:rPr>
                     <w:t xml:space="preserve">23.1 ÷ </w:t>
@@ -1164,7 +1168,7 @@
                     <w:rPr>
                       <w:rFonts w:ascii="Avenir Next" w:hAnsi="Avenir Next" w:cs="Avenir Next" w:eastAsia="Avenir Next"/>
                       <w:color w:val="1A1A1A"/>
-                      <w:sz w:val="20"/>
+                      <w:sz w:val="22"/>
                       <w:szCs w:val="20"/>
                     </w:rPr>
                     <w:t xml:space="preserve"> = 4.2</w:t>
@@ -1175,7 +1179,7 @@
           </w:tbl>
           <w:p>
             <w:pPr>
-              <w:spacing w:before="0" w:after="0" w:line="24" w:lineRule="auto"/>
+              <w:spacing w:before="0" w:after="0" w:line="50" w:lineRule="exact"/>
             </w:pPr>
           </w:p>
         </w:tc>
@@ -1183,12 +1187,12 @@
     </w:tbl>
     <w:p>
       <w:pPr>
-        <w:spacing w:before="0" w:after="0" w:line="20" w:lineRule="exact"/>
+        <w:spacing w:before="0" w:after="0" w:line="50" w:lineRule="exact"/>
       </w:pPr>
     </w:p>
     <w:p>
       <w:pPr>
-        <w:spacing w:before="0" w:after="0" w:line="20" w:lineRule="exact"/>
+        <w:spacing w:before="0" w:after="0" w:line="50" w:lineRule="exact"/>
       </w:pPr>
     </w:p>
     <w:tbl>
@@ -1238,35 +1242,35 @@
                 <w:rFonts w:ascii="Avenir Next" w:hAnsi="Avenir Next" w:cs="Avenir Next" w:eastAsia="Avenir Next"/>
                 <w:b/>
                 <w:color w:val="1A1A1A"/>
+                <w:sz w:val="22"/>
+                <w:szCs w:val="20"/>
+              </w:rPr>
+              <w:t xml:space="preserve">2.</w:t>
+            </w:r>
+            <w:r>
+              <w:rPr>
+                <w:rFonts w:ascii="Avenir Next" w:hAnsi="Avenir Next" w:cs="Avenir Next" w:eastAsia="Avenir Next"/>
+                <w:color w:val="1A1A1A"/>
                 <w:sz w:val="20"/>
                 <w:szCs w:val="20"/>
               </w:rPr>
-              <w:t xml:space="preserve">2.</w:t>
-            </w:r>
-            <w:r>
-              <w:rPr>
-                <w:rFonts w:ascii="Avenir Next" w:hAnsi="Avenir Next" w:cs="Avenir Next" w:eastAsia="Avenir Next"/>
-                <w:color w:val="1A1A1A"/>
-                <w:sz w:val="20"/>
+              <w:tab/>
+            </w:r>
+            <w:r>
+              <w:rPr>
+                <w:rFonts w:ascii="Avenir Next" w:hAnsi="Avenir Next" w:cs="Avenir Next" w:eastAsia="Avenir Next"/>
+                <w:b/>
+                <w:color w:val="1A1A1A"/>
+                <w:sz w:val="22"/>
                 <w:szCs w:val="20"/>
               </w:rPr>
-              <w:tab/>
-            </w:r>
-            <w:r>
-              <w:rPr>
-                <w:rFonts w:ascii="Avenir Next" w:hAnsi="Avenir Next" w:cs="Avenir Next" w:eastAsia="Avenir Next"/>
-                <w:b/>
-                <w:color w:val="1A1A1A"/>
-                <w:sz w:val="20"/>
-                <w:szCs w:val="20"/>
-              </w:rPr>
               <w:t xml:space="preserve">Lemonade Recipe.  </w:t>
             </w:r>
             <w:r>
               <w:rPr>
                 <w:rFonts w:ascii="Avenir Next" w:hAnsi="Avenir Next" w:cs="Avenir Next" w:eastAsia="Avenir Next"/>
                 <w:color w:val="1A1A1A"/>
-                <w:sz w:val="20"/>
+                <w:sz w:val="22"/>
                 <w:szCs w:val="20"/>
               </w:rPr>
               <w:t xml:space="preserve">A recipe uses 3 lemons for every 2 cups of syrup. Complete the table, then find the syrup for 18 lemons.</w:t>
@@ -1283,7 +1287,7 @@
                 <w:rFonts w:ascii="Avenir Next" w:hAnsi="Avenir Next" w:cs="Avenir Next" w:eastAsia="Avenir Next"/>
                 <w:b/>
                 <w:color w:val="003A70"/>
-                <w:sz w:val="17"/>
+                <w:sz w:val="22"/>
                 <w:szCs w:val="17"/>
               </w:rPr>
               <w:t xml:space="preserve">Hint  </w:t>
@@ -1293,7 +1297,7 @@
                 <w:rFonts w:ascii="Avenir Next" w:hAnsi="Avenir Next" w:cs="Avenir Next" w:eastAsia="Avenir Next"/>
                 <w:i/>
                 <w:color w:val="5A5F66"/>
-                <w:sz w:val="17"/>
+                <w:sz w:val="22"/>
                 <w:szCs w:val="17"/>
               </w:rPr>
               <w:t xml:space="preserve">Count by 3s on the top row and by 2s on the bottom row.</w:t>
@@ -1349,7 +1353,7 @@
                       <w:rFonts w:ascii="Avenir Next" w:hAnsi="Avenir Next" w:cs="Avenir Next" w:eastAsia="Avenir Next"/>
                       <w:b/>
                       <w:color w:val="1A1A1A"/>
-                      <w:sz w:val="19"/>
+                      <w:sz w:val="22"/>
                       <w:szCs w:val="19"/>
                     </w:rPr>
                     <w:t xml:space="preserve">Lemons</w:t>
@@ -1370,7 +1374,7 @@
                     <w:rPr>
                       <w:rFonts w:ascii="Avenir Next" w:hAnsi="Avenir Next" w:cs="Avenir Next" w:eastAsia="Avenir Next"/>
                       <w:color w:val="1A1A1A"/>
-                      <w:sz w:val="19"/>
+                      <w:sz w:val="22"/>
                       <w:szCs w:val="19"/>
                     </w:rPr>
                     <w:t xml:space="preserve">3</w:t>
@@ -1391,7 +1395,7 @@
                     <w:rPr>
                       <w:rFonts w:ascii="Avenir Next" w:hAnsi="Avenir Next" w:cs="Avenir Next" w:eastAsia="Avenir Next"/>
                       <w:color w:val="1A1A1A"/>
-                      <w:sz w:val="19"/>
+                      <w:sz w:val="22"/>
                       <w:szCs w:val="19"/>
                     </w:rPr>
                     <w:t xml:space="preserve">6</w:t>
@@ -1412,7 +1416,7 @@
                     <w:rPr>
                       <w:rFonts w:ascii="Avenir Next" w:hAnsi="Avenir Next" w:cs="Avenir Next" w:eastAsia="Avenir Next"/>
                       <w:color w:val="1A1A1A"/>
-                      <w:sz w:val="19"/>
+                      <w:sz w:val="22"/>
                       <w:szCs w:val="19"/>
                     </w:rPr>
                     <w:t xml:space="preserve">9</w:t>
@@ -1433,7 +1437,7 @@
                     <w:rPr>
                       <w:rFonts w:ascii="Avenir Next" w:hAnsi="Avenir Next" w:cs="Avenir Next" w:eastAsia="Avenir Next"/>
                       <w:color w:val="1A1A1A"/>
-                      <w:sz w:val="19"/>
+                      <w:sz w:val="22"/>
                       <w:szCs w:val="19"/>
                     </w:rPr>
                     <w:t xml:space="preserve">12</w:t>
@@ -1462,7 +1466,7 @@
                       <w:rFonts w:ascii="Avenir Next" w:hAnsi="Avenir Next" w:cs="Avenir Next" w:eastAsia="Avenir Next"/>
                       <w:b/>
                       <w:color w:val="1A1A1A"/>
-                      <w:sz w:val="19"/>
+                      <w:sz w:val="22"/>
                       <w:szCs w:val="19"/>
                     </w:rPr>
                     <w:t xml:space="preserve">Syrup (cups)</w:t>
@@ -1483,7 +1487,7 @@
                     <w:rPr>
                       <w:rFonts w:ascii="Avenir Next" w:hAnsi="Avenir Next" w:cs="Avenir Next" w:eastAsia="Avenir Next"/>
                       <w:color w:val="1A1A1A"/>
-                      <w:sz w:val="19"/>
+                      <w:sz w:val="22"/>
                       <w:szCs w:val="19"/>
                     </w:rPr>
                     <w:t xml:space="preserve">2</w:t>
@@ -1497,7 +1501,7 @@
                 </w:tcPr>
                 <w:p>
                   <w:pPr>
-                    <w:spacing w:before="0" w:after="0" w:line="240" w:lineRule="auto"/>
+                    <w:spacing w:before="0" w:after="0" w:line="50" w:lineRule="exact"/>
                   </w:pPr>
                 </w:p>
               </w:tc>
@@ -1508,7 +1512,7 @@
                 </w:tcPr>
                 <w:p>
                   <w:pPr>
-                    <w:spacing w:before="0" w:after="0" w:line="240" w:lineRule="auto"/>
+                    <w:spacing w:before="0" w:after="0" w:line="50" w:lineRule="exact"/>
                   </w:pPr>
                 </w:p>
               </w:tc>
@@ -1519,7 +1523,7 @@
                 </w:tcPr>
                 <w:p>
                   <w:pPr>
-                    <w:spacing w:before="0" w:after="0" w:line="240" w:lineRule="auto"/>
+                    <w:spacing w:before="0" w:after="0" w:line="50" w:lineRule="exact"/>
                   </w:pPr>
                 </w:p>
               </w:tc>
@@ -1538,25 +1542,25 @@
                 <w:rFonts w:ascii="Avenir Next" w:hAnsi="Avenir Next" w:cs="Avenir Next" w:eastAsia="Avenir Next"/>
                 <w:b/>
                 <w:color w:val="1A1A1A"/>
+                <w:sz w:val="22"/>
+                <w:szCs w:val="18"/>
+              </w:rPr>
+              <w:t xml:space="preserve">Answer</w:t>
+            </w:r>
+            <w:r>
+              <w:rPr>
+                <w:rFonts w:ascii="Avenir Next" w:hAnsi="Avenir Next" w:cs="Avenir Next" w:eastAsia="Avenir Next"/>
+                <w:color w:val="1A1A1A"/>
                 <w:sz w:val="18"/>
                 <w:szCs w:val="18"/>
               </w:rPr>
-              <w:t xml:space="preserve">Answer</w:t>
-            </w:r>
-            <w:r>
-              <w:rPr>
-                <w:rFonts w:ascii="Avenir Next" w:hAnsi="Avenir Next" w:cs="Avenir Next" w:eastAsia="Avenir Next"/>
-                <w:color w:val="1A1A1A"/>
-                <w:sz w:val="18"/>
-                <w:szCs w:val="18"/>
-              </w:rPr>
               <w:tab/>
             </w:r>
             <w:r>
               <w:rPr>
                 <w:rFonts w:ascii="Avenir Next" w:hAnsi="Avenir Next" w:cs="Avenir Next" w:eastAsia="Avenir Next"/>
                 <w:color w:val="1A1A1A"/>
-                <w:sz w:val="18"/>
+                <w:sz w:val="22"/>
                 <w:szCs w:val="18"/>
               </w:rPr>
               <w:t xml:space="preserve">  cups for 18</w:t>
@@ -1567,12 +1571,12 @@
     </w:tbl>
     <w:p>
       <w:pPr>
-        <w:spacing w:before="0" w:after="0" w:line="20" w:lineRule="exact"/>
+        <w:spacing w:before="0" w:after="0" w:line="50" w:lineRule="exact"/>
       </w:pPr>
     </w:p>
     <w:p>
       <w:pPr>
-        <w:spacing w:before="0" w:after="0" w:line="20" w:lineRule="exact"/>
+        <w:spacing w:before="0" w:after="0" w:line="50" w:lineRule="exact"/>
       </w:pPr>
     </w:p>
     <w:tbl>
@@ -1622,35 +1626,35 @@
                 <w:rFonts w:ascii="Avenir Next" w:hAnsi="Avenir Next" w:cs="Avenir Next" w:eastAsia="Avenir Next"/>
                 <w:b/>
                 <w:color w:val="1A1A1A"/>
+                <w:sz w:val="22"/>
+                <w:szCs w:val="20"/>
+              </w:rPr>
+              <w:t xml:space="preserve">3.</w:t>
+            </w:r>
+            <w:r>
+              <w:rPr>
+                <w:rFonts w:ascii="Avenir Next" w:hAnsi="Avenir Next" w:cs="Avenir Next" w:eastAsia="Avenir Next"/>
+                <w:color w:val="1A1A1A"/>
                 <w:sz w:val="20"/>
                 <w:szCs w:val="20"/>
               </w:rPr>
-              <w:t xml:space="preserve">3.</w:t>
-            </w:r>
-            <w:r>
-              <w:rPr>
-                <w:rFonts w:ascii="Avenir Next" w:hAnsi="Avenir Next" w:cs="Avenir Next" w:eastAsia="Avenir Next"/>
-                <w:color w:val="1A1A1A"/>
-                <w:sz w:val="20"/>
+              <w:tab/>
+            </w:r>
+            <w:r>
+              <w:rPr>
+                <w:rFonts w:ascii="Avenir Next" w:hAnsi="Avenir Next" w:cs="Avenir Next" w:eastAsia="Avenir Next"/>
+                <w:b/>
+                <w:color w:val="1A1A1A"/>
+                <w:sz w:val="22"/>
                 <w:szCs w:val="20"/>
               </w:rPr>
-              <w:tab/>
-            </w:r>
-            <w:r>
-              <w:rPr>
-                <w:rFonts w:ascii="Avenir Next" w:hAnsi="Avenir Next" w:cs="Avenir Next" w:eastAsia="Avenir Next"/>
-                <w:b/>
-                <w:color w:val="1A1A1A"/>
-                <w:sz w:val="20"/>
-                <w:szCs w:val="20"/>
-              </w:rPr>
               <w:t xml:space="preserve">Pancake Batter.  </w:t>
             </w:r>
             <w:r>
               <w:rPr>
                 <w:rFonts w:ascii="Avenir Next" w:hAnsi="Avenir Next" w:cs="Avenir Next" w:eastAsia="Avenir Next"/>
                 <w:color w:val="1A1A1A"/>
-                <w:sz w:val="20"/>
+                <w:sz w:val="22"/>
                 <w:szCs w:val="20"/>
               </w:rPr>
               <w:t xml:space="preserve">Pancakes need 4 cups of mix for every 3 cups of milk. Complete the ratio table.</w:t>
@@ -1667,7 +1671,7 @@
                 <w:rFonts w:ascii="Avenir Next" w:hAnsi="Avenir Next" w:cs="Avenir Next" w:eastAsia="Avenir Next"/>
                 <w:b/>
                 <w:color w:val="003A70"/>
-                <w:sz w:val="17"/>
+                <w:sz w:val="22"/>
                 <w:szCs w:val="17"/>
               </w:rPr>
               <w:t xml:space="preserve">Hint  </w:t>
@@ -1677,7 +1681,7 @@
                 <w:rFonts w:ascii="Avenir Next" w:hAnsi="Avenir Next" w:cs="Avenir Next" w:eastAsia="Avenir Next"/>
                 <w:i/>
                 <w:color w:val="5A5F66"/>
-                <w:sz w:val="17"/>
+                <w:sz w:val="22"/>
                 <w:szCs w:val="17"/>
               </w:rPr>
               <w:t xml:space="preserve">Find what 4 was multiplied by, then use it on the 3.</w:t>
@@ -1733,7 +1737,7 @@
                       <w:rFonts w:ascii="Avenir Next" w:hAnsi="Avenir Next" w:cs="Avenir Next" w:eastAsia="Avenir Next"/>
                       <w:b/>
                       <w:color w:val="1A1A1A"/>
-                      <w:sz w:val="19"/>
+                      <w:sz w:val="22"/>
                       <w:szCs w:val="19"/>
                     </w:rPr>
                     <w:t xml:space="preserve">Mix (cups)</w:t>
@@ -1754,7 +1758,7 @@
                     <w:rPr>
                       <w:rFonts w:ascii="Avenir Next" w:hAnsi="Avenir Next" w:cs="Avenir Next" w:eastAsia="Avenir Next"/>
                       <w:color w:val="1A1A1A"/>
-                      <w:sz w:val="19"/>
+                      <w:sz w:val="22"/>
                       <w:szCs w:val="19"/>
                     </w:rPr>
                     <w:t xml:space="preserve">4</w:t>
@@ -1775,7 +1779,7 @@
                     <w:rPr>
                       <w:rFonts w:ascii="Avenir Next" w:hAnsi="Avenir Next" w:cs="Avenir Next" w:eastAsia="Avenir Next"/>
                       <w:color w:val="1A1A1A"/>
-                      <w:sz w:val="19"/>
+                      <w:sz w:val="22"/>
                       <w:szCs w:val="19"/>
                     </w:rPr>
                     <w:t xml:space="preserve">8</w:t>
@@ -1789,7 +1793,7 @@
                 </w:tcPr>
                 <w:p>
                   <w:pPr>
-                    <w:spacing w:before="0" w:after="0" w:line="240" w:lineRule="auto"/>
+                    <w:spacing w:before="0" w:after="0" w:line="50" w:lineRule="exact"/>
                   </w:pPr>
                 </w:p>
               </w:tc>
@@ -1807,7 +1811,7 @@
                     <w:rPr>
                       <w:rFonts w:ascii="Avenir Next" w:hAnsi="Avenir Next" w:cs="Avenir Next" w:eastAsia="Avenir Next"/>
                       <w:color w:val="1A1A1A"/>
-                      <w:sz w:val="19"/>
+                      <w:sz w:val="22"/>
                       <w:szCs w:val="19"/>
                     </w:rPr>
                     <w:t xml:space="preserve">20</w:t>
@@ -1836,7 +1840,7 @@
                       <w:rFonts w:ascii="Avenir Next" w:hAnsi="Avenir Next" w:cs="Avenir Next" w:eastAsia="Avenir Next"/>
                       <w:b/>
                       <w:color w:val="1A1A1A"/>
-                      <w:sz w:val="19"/>
+                      <w:sz w:val="22"/>
                       <w:szCs w:val="19"/>
                     </w:rPr>
                     <w:t xml:space="preserve">Milk (cups)</w:t>
@@ -1857,7 +1861,7 @@
                     <w:rPr>
                       <w:rFonts w:ascii="Avenir Next" w:hAnsi="Avenir Next" w:cs="Avenir Next" w:eastAsia="Avenir Next"/>
                       <w:color w:val="1A1A1A"/>
-                      <w:sz w:val="19"/>
+                      <w:sz w:val="22"/>
                       <w:szCs w:val="19"/>
                     </w:rPr>
                     <w:t xml:space="preserve">3</w:t>
@@ -1871,7 +1875,7 @@
                 </w:tcPr>
                 <w:p>
                   <w:pPr>
-                    <w:spacing w:before="0" w:after="0" w:line="240" w:lineRule="auto"/>
+                    <w:spacing w:before="0" w:after="0" w:line="50" w:lineRule="exact"/>
                   </w:pPr>
                 </w:p>
               </w:tc>
@@ -1889,7 +1893,7 @@
                     <w:rPr>
                       <w:rFonts w:ascii="Avenir Next" w:hAnsi="Avenir Next" w:cs="Avenir Next" w:eastAsia="Avenir Next"/>
                       <w:color w:val="1A1A1A"/>
-                      <w:sz w:val="19"/>
+                      <w:sz w:val="22"/>
                       <w:szCs w:val="19"/>
                     </w:rPr>
                     <w:t xml:space="preserve">9</w:t>
@@ -1903,7 +1907,7 @@
                 </w:tcPr>
                 <w:p>
                   <w:pPr>
-                    <w:spacing w:before="0" w:after="0" w:line="240" w:lineRule="auto"/>
+                    <w:spacing w:before="0" w:after="0" w:line="50" w:lineRule="exact"/>
                   </w:pPr>
                 </w:p>
               </w:tc>
@@ -1911,7 +1915,7 @@
           </w:tbl>
           <w:p>
             <w:pPr>
-              <w:spacing w:before="0" w:after="0" w:line="24" w:lineRule="auto"/>
+              <w:spacing w:before="0" w:after="0" w:line="50" w:lineRule="exact"/>
             </w:pPr>
           </w:p>
         </w:tc>
@@ -1919,12 +1923,12 @@
     </w:tbl>
     <w:p>
       <w:pPr>
-        <w:spacing w:before="0" w:after="0" w:line="20" w:lineRule="exact"/>
+        <w:spacing w:before="0" w:after="0" w:line="50" w:lineRule="exact"/>
       </w:pPr>
     </w:p>
     <w:p>
       <w:pPr>
-        <w:spacing w:before="0" w:after="0" w:line="20" w:lineRule="exact"/>
+        <w:spacing w:before="0" w:after="0" w:line="50" w:lineRule="exact"/>
       </w:pPr>
     </w:p>
     <w:tbl>
@@ -1974,35 +1978,35 @@
                 <w:rFonts w:ascii="Avenir Next" w:hAnsi="Avenir Next" w:cs="Avenir Next" w:eastAsia="Avenir Next"/>
                 <w:b/>
                 <w:color w:val="1A1A1A"/>
+                <w:sz w:val="22"/>
+                <w:szCs w:val="20"/>
+              </w:rPr>
+              <w:t xml:space="preserve">4.</w:t>
+            </w:r>
+            <w:r>
+              <w:rPr>
+                <w:rFonts w:ascii="Avenir Next" w:hAnsi="Avenir Next" w:cs="Avenir Next" w:eastAsia="Avenir Next"/>
+                <w:color w:val="1A1A1A"/>
                 <w:sz w:val="20"/>
                 <w:szCs w:val="20"/>
               </w:rPr>
-              <w:t xml:space="preserve">4.</w:t>
-            </w:r>
-            <w:r>
-              <w:rPr>
-                <w:rFonts w:ascii="Avenir Next" w:hAnsi="Avenir Next" w:cs="Avenir Next" w:eastAsia="Avenir Next"/>
-                <w:color w:val="1A1A1A"/>
-                <w:sz w:val="20"/>
+              <w:tab/>
+            </w:r>
+            <w:r>
+              <w:rPr>
+                <w:rFonts w:ascii="Avenir Next" w:hAnsi="Avenir Next" w:cs="Avenir Next" w:eastAsia="Avenir Next"/>
+                <w:b/>
+                <w:color w:val="1A1A1A"/>
+                <w:sz w:val="22"/>
                 <w:szCs w:val="20"/>
               </w:rPr>
-              <w:tab/>
-            </w:r>
-            <w:r>
-              <w:rPr>
-                <w:rFonts w:ascii="Avenir Next" w:hAnsi="Avenir Next" w:cs="Avenir Next" w:eastAsia="Avenir Next"/>
-                <w:b/>
-                <w:color w:val="1A1A1A"/>
-                <w:sz w:val="20"/>
-                <w:szCs w:val="20"/>
-              </w:rPr>
               <w:t xml:space="preserve">Class Supplies.  </w:t>
             </w:r>
             <w:r>
               <w:rPr>
                 <w:rFonts w:ascii="Avenir Next" w:hAnsi="Avenir Next" w:cs="Avenir Next" w:eastAsia="Avenir Next"/>
                 <w:color w:val="1A1A1A"/>
-                <w:sz w:val="20"/>
+                <w:sz w:val="22"/>
                 <w:szCs w:val="20"/>
               </w:rPr>
               <w:t xml:space="preserve">A class gets 18 notebooks for every 6 students. Scale down to complete the table.</w:t>
@@ -2019,7 +2023,7 @@
                 <w:rFonts w:ascii="Avenir Next" w:hAnsi="Avenir Next" w:cs="Avenir Next" w:eastAsia="Avenir Next"/>
                 <w:b/>
                 <w:color w:val="003A70"/>
-                <w:sz w:val="17"/>
+                <w:sz w:val="22"/>
                 <w:szCs w:val="17"/>
               </w:rPr>
               <w:t xml:space="preserve">Hint  </w:t>
@@ -2029,7 +2033,7 @@
                 <w:rFonts w:ascii="Avenir Next" w:hAnsi="Avenir Next" w:cs="Avenir Next" w:eastAsia="Avenir Next"/>
                 <w:i/>
                 <w:color w:val="5A5F66"/>
-                <w:sz w:val="17"/>
+                <w:sz w:val="22"/>
                 <w:szCs w:val="17"/>
               </w:rPr>
               <w:t xml:space="preserve">Divide both rows by the same number each time.</w:t>
@@ -2085,7 +2089,7 @@
                       <w:rFonts w:ascii="Avenir Next" w:hAnsi="Avenir Next" w:cs="Avenir Next" w:eastAsia="Avenir Next"/>
                       <w:b/>
                       <w:color w:val="1A1A1A"/>
-                      <w:sz w:val="19"/>
+                      <w:sz w:val="22"/>
                       <w:szCs w:val="19"/>
                     </w:rPr>
                     <w:t xml:space="preserve">Notebooks</w:t>
@@ -2106,7 +2110,7 @@
                     <w:rPr>
                       <w:rFonts w:ascii="Avenir Next" w:hAnsi="Avenir Next" w:cs="Avenir Next" w:eastAsia="Avenir Next"/>
                       <w:color w:val="1A1A1A"/>
-                      <w:sz w:val="19"/>
+                      <w:sz w:val="22"/>
                       <w:szCs w:val="19"/>
                     </w:rPr>
                     <w:t xml:space="preserve">18</w:t>
@@ -2127,7 +2131,7 @@
                     <w:rPr>
                       <w:rFonts w:ascii="Avenir Next" w:hAnsi="Avenir Next" w:cs="Avenir Next" w:eastAsia="Avenir Next"/>
                       <w:color w:val="1A1A1A"/>
-                      <w:sz w:val="19"/>
+                      <w:sz w:val="22"/>
                       <w:szCs w:val="19"/>
                     </w:rPr>
                     <w:t xml:space="preserve">9</w:t>
@@ -2141,7 +2145,7 @@
                 </w:tcPr>
                 <w:p>
                   <w:pPr>
-                    <w:spacing w:before="0" w:after="0" w:line="240" w:lineRule="auto"/>
+                    <w:spacing w:before="0" w:after="0" w:line="50" w:lineRule="exact"/>
                   </w:pPr>
                 </w:p>
               </w:tc>
@@ -2159,7 +2163,7 @@
                     <w:rPr>
                       <w:rFonts w:ascii="Avenir Next" w:hAnsi="Avenir Next" w:cs="Avenir Next" w:eastAsia="Avenir Next"/>
                       <w:color w:val="1A1A1A"/>
-                      <w:sz w:val="19"/>
+                      <w:sz w:val="22"/>
                       <w:szCs w:val="19"/>
                     </w:rPr>
                     <w:t xml:space="preserve">3</w:t>
@@ -2188,7 +2192,7 @@
                       <w:rFonts w:ascii="Avenir Next" w:hAnsi="Avenir Next" w:cs="Avenir Next" w:eastAsia="Avenir Next"/>
                       <w:b/>
                       <w:color w:val="1A1A1A"/>
-                      <w:sz w:val="19"/>
+                      <w:sz w:val="22"/>
                       <w:szCs w:val="19"/>
                     </w:rPr>
                     <w:t xml:space="preserve">Students</w:t>
@@ -2209,7 +2213,7 @@
                     <w:rPr>
                       <w:rFonts w:ascii="Avenir Next" w:hAnsi="Avenir Next" w:cs="Avenir Next" w:eastAsia="Avenir Next"/>
                       <w:color w:val="1A1A1A"/>
-                      <w:sz w:val="19"/>
+                      <w:sz w:val="22"/>
                       <w:szCs w:val="19"/>
                     </w:rPr>
                     <w:t xml:space="preserve">6</w:t>
@@ -2223,7 +2227,7 @@
                 </w:tcPr>
                 <w:p>
                   <w:pPr>
-                    <w:spacing w:before="0" w:after="0" w:line="240" w:lineRule="auto"/>
+                    <w:spacing w:before="0" w:after="0" w:line="50" w:lineRule="exact"/>
                   </w:pPr>
                 </w:p>
               </w:tc>
@@ -2241,7 +2245,7 @@
                     <w:rPr>
                       <w:rFonts w:ascii="Avenir Next" w:hAnsi="Avenir Next" w:cs="Avenir Next" w:eastAsia="Avenir Next"/>
                       <w:color w:val="1A1A1A"/>
-                      <w:sz w:val="19"/>
+                      <w:sz w:val="22"/>
                       <w:szCs w:val="19"/>
                     </w:rPr>
                     <w:t xml:space="preserve">2</w:t>
@@ -2255,7 +2259,7 @@
                 </w:tcPr>
                 <w:p>
                   <w:pPr>
-                    <w:spacing w:before="0" w:after="0" w:line="240" w:lineRule="auto"/>
+                    <w:spacing w:before="0" w:after="0" w:line="50" w:lineRule="exact"/>
                   </w:pPr>
                 </w:p>
               </w:tc>
@@ -2263,7 +2267,7 @@
           </w:tbl>
           <w:p>
             <w:pPr>
-              <w:spacing w:before="0" w:after="0" w:line="24" w:lineRule="auto"/>
+              <w:spacing w:before="0" w:after="0" w:line="50" w:lineRule="exact"/>
             </w:pPr>
           </w:p>
         </w:tc>
@@ -2271,12 +2275,12 @@
     </w:tbl>
     <w:p>
       <w:pPr>
-        <w:spacing w:before="0" w:after="0" w:line="20" w:lineRule="exact"/>
+        <w:spacing w:before="0" w:after="0" w:line="50" w:lineRule="exact"/>
       </w:pPr>
     </w:p>
     <w:p>
       <w:pPr>
-        <w:spacing w:before="0" w:after="0" w:line="20" w:lineRule="exact"/>
+        <w:spacing w:before="0" w:after="0" w:line="50" w:lineRule="exact"/>
       </w:pPr>
     </w:p>
     <w:tbl>
@@ -2327,35 +2331,35 @@
                 <w:rFonts w:ascii="Avenir Next" w:hAnsi="Avenir Next" w:cs="Avenir Next" w:eastAsia="Avenir Next"/>
                 <w:b/>
                 <w:color w:val="1A1A1A"/>
+                <w:sz w:val="22"/>
+                <w:szCs w:val="20"/>
+              </w:rPr>
+              <w:t xml:space="preserve">5.</w:t>
+            </w:r>
+            <w:r>
+              <w:rPr>
+                <w:rFonts w:ascii="Avenir Next" w:hAnsi="Avenir Next" w:cs="Avenir Next" w:eastAsia="Avenir Next"/>
+                <w:color w:val="1A1A1A"/>
                 <w:sz w:val="20"/>
                 <w:szCs w:val="20"/>
               </w:rPr>
-              <w:t xml:space="preserve">5.</w:t>
-            </w:r>
-            <w:r>
-              <w:rPr>
-                <w:rFonts w:ascii="Avenir Next" w:hAnsi="Avenir Next" w:cs="Avenir Next" w:eastAsia="Avenir Next"/>
-                <w:color w:val="1A1A1A"/>
-                <w:sz w:val="20"/>
+              <w:tab/>
+            </w:r>
+            <w:r>
+              <w:rPr>
+                <w:rFonts w:ascii="Avenir Next" w:hAnsi="Avenir Next" w:cs="Avenir Next" w:eastAsia="Avenir Next"/>
+                <w:b/>
+                <w:color w:val="1A1A1A"/>
+                <w:sz w:val="22"/>
                 <w:szCs w:val="20"/>
               </w:rPr>
-              <w:tab/>
-            </w:r>
-            <w:r>
-              <w:rPr>
-                <w:rFonts w:ascii="Avenir Next" w:hAnsi="Avenir Next" w:cs="Avenir Next" w:eastAsia="Avenir Next"/>
-                <w:b/>
-                <w:color w:val="1A1A1A"/>
-                <w:sz w:val="20"/>
-                <w:szCs w:val="20"/>
-              </w:rPr>
               <w:t xml:space="preserve">Sugar to Flour.  </w:t>
             </w:r>
             <w:r>
               <w:rPr>
                 <w:rFonts w:ascii="Avenir Next" w:hAnsi="Avenir Next" w:cs="Avenir Next" w:eastAsia="Avenir Next"/>
                 <w:color w:val="1A1A1A"/>
-                <w:sz w:val="20"/>
+                <w:sz w:val="22"/>
                 <w:szCs w:val="20"/>
               </w:rPr>
               <w:t xml:space="preserve">A recipe uses 15 cups of flour for every 7 cups of sugar. How much sugar goes with 45 cups of flour?</w:t>
@@ -2372,7 +2376,7 @@
                 <w:rFonts w:ascii="Avenir Next" w:hAnsi="Avenir Next" w:cs="Avenir Next" w:eastAsia="Avenir Next"/>
                 <w:b/>
                 <w:color w:val="003A70"/>
-                <w:sz w:val="17"/>
+                <w:sz w:val="22"/>
                 <w:szCs w:val="17"/>
               </w:rPr>
               <w:t xml:space="preserve">Hint  </w:t>
@@ -2382,7 +2386,7 @@
                 <w:rFonts w:ascii="Avenir Next" w:hAnsi="Avenir Next" w:cs="Avenir Next" w:eastAsia="Avenir Next"/>
                 <w:i/>
                 <w:color w:val="5A5F66"/>
-                <w:sz w:val="17"/>
+                <w:sz w:val="22"/>
                 <w:szCs w:val="17"/>
               </w:rPr>
               <w:t xml:space="preserve">45 ÷ 15 gives the scale factor.</w:t>
@@ -2390,7 +2394,7 @@
           </w:p>
           <w:p>
             <w:pPr>
-              <w:spacing w:before="0" w:after="0" w:line="60" w:lineRule="auto"/>
+              <w:spacing w:before="0" w:after="0" w:line="50" w:lineRule="exact"/>
             </w:pPr>
           </w:p>
           <w:tbl>
@@ -2459,25 +2463,25 @@
                 <w:rFonts w:ascii="Avenir Next" w:hAnsi="Avenir Next" w:cs="Avenir Next" w:eastAsia="Avenir Next"/>
                 <w:b/>
                 <w:color w:val="1A1A1A"/>
+                <w:sz w:val="22"/>
+                <w:szCs w:val="18"/>
+              </w:rPr>
+              <w:t xml:space="preserve">Answer</w:t>
+            </w:r>
+            <w:r>
+              <w:rPr>
+                <w:rFonts w:ascii="Avenir Next" w:hAnsi="Avenir Next" w:cs="Avenir Next" w:eastAsia="Avenir Next"/>
+                <w:color w:val="1A1A1A"/>
                 <w:sz w:val="18"/>
                 <w:szCs w:val="18"/>
               </w:rPr>
-              <w:t xml:space="preserve">Answer</w:t>
-            </w:r>
-            <w:r>
-              <w:rPr>
-                <w:rFonts w:ascii="Avenir Next" w:hAnsi="Avenir Next" w:cs="Avenir Next" w:eastAsia="Avenir Next"/>
-                <w:color w:val="1A1A1A"/>
-                <w:sz w:val="18"/>
-                <w:szCs w:val="18"/>
-              </w:rPr>
               <w:tab/>
             </w:r>
             <w:r>
               <w:rPr>
                 <w:rFonts w:ascii="Avenir Next" w:hAnsi="Avenir Next" w:cs="Avenir Next" w:eastAsia="Avenir Next"/>
                 <w:color w:val="1A1A1A"/>
-                <w:sz w:val="18"/>
+                <w:sz w:val="22"/>
                 <w:szCs w:val="18"/>
               </w:rPr>
               <w:t xml:space="preserve">  cups</w:t>
@@ -2503,43 +2507,43 @@
                 <w:rFonts w:ascii="Avenir Next" w:hAnsi="Avenir Next" w:cs="Avenir Next" w:eastAsia="Avenir Next"/>
                 <w:b/>
                 <w:color w:val="1A1A1A"/>
+                <w:sz w:val="22"/>
+                <w:szCs w:val="20"/>
+              </w:rPr>
+              <w:t xml:space="preserve">6.</w:t>
+            </w:r>
+            <w:r>
+              <w:rPr>
+                <w:rFonts w:ascii="Avenir Next" w:hAnsi="Avenir Next" w:cs="Avenir Next" w:eastAsia="Avenir Next"/>
+                <w:color w:val="1A1A1A"/>
                 <w:sz w:val="20"/>
                 <w:szCs w:val="20"/>
               </w:rPr>
-              <w:t xml:space="preserve">6.</w:t>
-            </w:r>
-            <w:r>
-              <w:rPr>
-                <w:rFonts w:ascii="Avenir Next" w:hAnsi="Avenir Next" w:cs="Avenir Next" w:eastAsia="Avenir Next"/>
-                <w:color w:val="1A1A1A"/>
-                <w:sz w:val="20"/>
+              <w:tab/>
+            </w:r>
+            <w:r>
+              <w:rPr>
+                <w:rFonts w:ascii="Avenir Next" w:hAnsi="Avenir Next" w:cs="Avenir Next" w:eastAsia="Avenir Next"/>
+                <w:b/>
+                <w:color w:val="1A1A1A"/>
+                <w:sz w:val="22"/>
                 <w:szCs w:val="20"/>
               </w:rPr>
-              <w:tab/>
-            </w:r>
-            <w:r>
-              <w:rPr>
-                <w:rFonts w:ascii="Avenir Next" w:hAnsi="Avenir Next" w:cs="Avenir Next" w:eastAsia="Avenir Next"/>
-                <w:b/>
-                <w:color w:val="1A1A1A"/>
-                <w:sz w:val="20"/>
+              <w:t xml:space="preserve">Pencils to Pens.  </w:t>
+            </w:r>
+            <w:r>
+              <w:rPr>
+                <w:rFonts w:ascii="Avenir Next" w:hAnsi="Avenir Next" w:cs="Avenir Next" w:eastAsia="Avenir Next"/>
+                <w:color w:val="1A1A1A"/>
+                <w:sz w:val="22"/>
                 <w:szCs w:val="20"/>
               </w:rPr>
-              <w:t xml:space="preserve">Pencils to Pens.  </w:t>
-            </w:r>
-            <w:r>
-              <w:rPr>
-                <w:rFonts w:ascii="Avenir Next" w:hAnsi="Avenir Next" w:cs="Avenir Next" w:eastAsia="Avenir Next"/>
-                <w:color w:val="1A1A1A"/>
-                <w:sz w:val="20"/>
-                <w:szCs w:val="20"/>
-              </w:rPr>
               <w:t xml:space="preserve">A store sells pencils to pens in a ratio of 4.5 to 9. How many pens go with 27 pencils?</w:t>
             </w:r>
           </w:p>
           <w:p>
             <w:pPr>
-              <w:spacing w:before="0" w:after="0" w:line="60" w:lineRule="auto"/>
+              <w:spacing w:before="0" w:after="0" w:line="50" w:lineRule="exact"/>
             </w:pPr>
           </w:p>
           <w:tbl>
@@ -2608,25 +2612,25 @@
                 <w:rFonts w:ascii="Avenir Next" w:hAnsi="Avenir Next" w:cs="Avenir Next" w:eastAsia="Avenir Next"/>
                 <w:b/>
                 <w:color w:val="1A1A1A"/>
+                <w:sz w:val="22"/>
+                <w:szCs w:val="18"/>
+              </w:rPr>
+              <w:t xml:space="preserve">Answer</w:t>
+            </w:r>
+            <w:r>
+              <w:rPr>
+                <w:rFonts w:ascii="Avenir Next" w:hAnsi="Avenir Next" w:cs="Avenir Next" w:eastAsia="Avenir Next"/>
+                <w:color w:val="1A1A1A"/>
                 <w:sz w:val="18"/>
                 <w:szCs w:val="18"/>
               </w:rPr>
-              <w:t xml:space="preserve">Answer</w:t>
-            </w:r>
-            <w:r>
-              <w:rPr>
-                <w:rFonts w:ascii="Avenir Next" w:hAnsi="Avenir Next" w:cs="Avenir Next" w:eastAsia="Avenir Next"/>
-                <w:color w:val="1A1A1A"/>
-                <w:sz w:val="18"/>
-                <w:szCs w:val="18"/>
-              </w:rPr>
               <w:tab/>
             </w:r>
             <w:r>
               <w:rPr>
                 <w:rFonts w:ascii="Avenir Next" w:hAnsi="Avenir Next" w:cs="Avenir Next" w:eastAsia="Avenir Next"/>
                 <w:color w:val="1A1A1A"/>
-                <w:sz w:val="18"/>
+                <w:sz w:val="22"/>
                 <w:szCs w:val="18"/>
               </w:rPr>
               <w:t xml:space="preserve">  pens</w:t>
@@ -2637,12 +2641,12 @@
     </w:tbl>
     <w:p>
       <w:pPr>
-        <w:spacing w:before="0" w:after="0" w:line="20" w:lineRule="exact"/>
+        <w:spacing w:before="0" w:after="0" w:line="50" w:lineRule="exact"/>
       </w:pPr>
     </w:p>
     <w:p>
       <w:pPr>
-        <w:spacing w:before="0" w:after="0" w:line="20" w:lineRule="exact"/>
+        <w:spacing w:before="0" w:after="0" w:line="50" w:lineRule="exact"/>
       </w:pPr>
     </w:p>
     <w:tbl>
@@ -2692,35 +2696,35 @@
                 <w:rFonts w:ascii="Avenir Next" w:hAnsi="Avenir Next" w:cs="Avenir Next" w:eastAsia="Avenir Next"/>
                 <w:b/>
                 <w:color w:val="1A1A1A"/>
+                <w:sz w:val="22"/>
+                <w:szCs w:val="20"/>
+              </w:rPr>
+              <w:t xml:space="preserve">7.</w:t>
+            </w:r>
+            <w:r>
+              <w:rPr>
+                <w:rFonts w:ascii="Avenir Next" w:hAnsi="Avenir Next" w:cs="Avenir Next" w:eastAsia="Avenir Next"/>
+                <w:color w:val="1A1A1A"/>
                 <w:sz w:val="20"/>
                 <w:szCs w:val="20"/>
               </w:rPr>
-              <w:t xml:space="preserve">7.</w:t>
-            </w:r>
-            <w:r>
-              <w:rPr>
-                <w:rFonts w:ascii="Avenir Next" w:hAnsi="Avenir Next" w:cs="Avenir Next" w:eastAsia="Avenir Next"/>
-                <w:color w:val="1A1A1A"/>
-                <w:sz w:val="20"/>
+              <w:tab/>
+            </w:r>
+            <w:r>
+              <w:rPr>
+                <w:rFonts w:ascii="Avenir Next" w:hAnsi="Avenir Next" w:cs="Avenir Next" w:eastAsia="Avenir Next"/>
+                <w:b/>
+                <w:color w:val="1A1A1A"/>
+                <w:sz w:val="22"/>
                 <w:szCs w:val="20"/>
               </w:rPr>
-              <w:tab/>
-            </w:r>
-            <w:r>
-              <w:rPr>
-                <w:rFonts w:ascii="Avenir Next" w:hAnsi="Avenir Next" w:cs="Avenir Next" w:eastAsia="Avenir Next"/>
-                <w:b/>
-                <w:color w:val="1A1A1A"/>
-                <w:sz w:val="20"/>
-                <w:szCs w:val="20"/>
-              </w:rPr>
               <w:t xml:space="preserve">Bike Ride.  </w:t>
             </w:r>
             <w:r>
               <w:rPr>
                 <w:rFonts w:ascii="Avenir Next" w:hAnsi="Avenir Next" w:cs="Avenir Next" w:eastAsia="Avenir Next"/>
                 <w:color w:val="1A1A1A"/>
-                <w:sz w:val="20"/>
+                <w:sz w:val="22"/>
                 <w:szCs w:val="20"/>
               </w:rPr>
               <w:t xml:space="preserve">A cyclist rides 13.5 miles every 1.5 hours. How far does she ride in 4.5 hours?</w:t>
@@ -2737,7 +2741,7 @@
                 <w:rFonts w:ascii="Avenir Next" w:hAnsi="Avenir Next" w:cs="Avenir Next" w:eastAsia="Avenir Next"/>
                 <w:b/>
                 <w:color w:val="003A70"/>
-                <w:sz w:val="17"/>
+                <w:sz w:val="22"/>
                 <w:szCs w:val="17"/>
               </w:rPr>
               <w:t xml:space="preserve">Hint  </w:t>
@@ -2747,7 +2751,7 @@
                 <w:rFonts w:ascii="Avenir Next" w:hAnsi="Avenir Next" w:cs="Avenir Next" w:eastAsia="Avenir Next"/>
                 <w:i/>
                 <w:color w:val="5A5F66"/>
-                <w:sz w:val="17"/>
+                <w:sz w:val="22"/>
                 <w:szCs w:val="17"/>
               </w:rPr>
               <w:t xml:space="preserve">1.5 hours × 3 = 4.5 hours.</w:t>
@@ -2755,7 +2759,7 @@
           </w:p>
           <w:p>
             <w:pPr>
-              <w:spacing w:before="0" w:after="0" w:line="60" w:lineRule="auto"/>
+              <w:spacing w:before="0" w:after="0" w:line="50" w:lineRule="exact"/>
             </w:pPr>
           </w:p>
           <w:tbl>
@@ -2824,25 +2828,25 @@
                 <w:rFonts w:ascii="Avenir Next" w:hAnsi="Avenir Next" w:cs="Avenir Next" w:eastAsia="Avenir Next"/>
                 <w:b/>
                 <w:color w:val="1A1A1A"/>
+                <w:sz w:val="22"/>
+                <w:szCs w:val="18"/>
+              </w:rPr>
+              <w:t xml:space="preserve">Answer</w:t>
+            </w:r>
+            <w:r>
+              <w:rPr>
+                <w:rFonts w:ascii="Avenir Next" w:hAnsi="Avenir Next" w:cs="Avenir Next" w:eastAsia="Avenir Next"/>
+                <w:color w:val="1A1A1A"/>
                 <w:sz w:val="18"/>
                 <w:szCs w:val="18"/>
               </w:rPr>
-              <w:t xml:space="preserve">Answer</w:t>
-            </w:r>
-            <w:r>
-              <w:rPr>
-                <w:rFonts w:ascii="Avenir Next" w:hAnsi="Avenir Next" w:cs="Avenir Next" w:eastAsia="Avenir Next"/>
-                <w:color w:val="1A1A1A"/>
-                <w:sz w:val="18"/>
-                <w:szCs w:val="18"/>
-              </w:rPr>
               <w:tab/>
             </w:r>
             <w:r>
               <w:rPr>
                 <w:rFonts w:ascii="Avenir Next" w:hAnsi="Avenir Next" w:cs="Avenir Next" w:eastAsia="Avenir Next"/>
                 <w:color w:val="1A1A1A"/>
-                <w:sz w:val="18"/>
+                <w:sz w:val="22"/>
                 <w:szCs w:val="18"/>
               </w:rPr>
               <w:t xml:space="preserve">  miles</w:t>
@@ -2853,12 +2857,12 @@
     </w:tbl>
     <w:p>
       <w:pPr>
-        <w:spacing w:before="0" w:after="0" w:line="20" w:lineRule="exact"/>
+        <w:spacing w:before="0" w:after="0" w:line="50" w:lineRule="exact"/>
       </w:pPr>
     </w:p>
     <w:p>
       <w:pPr>
-        <w:spacing w:before="0" w:after="0" w:line="20" w:lineRule="exact"/>
+        <w:spacing w:before="0" w:after="0" w:line="50" w:lineRule="exact"/>
       </w:pPr>
     </w:p>
     <w:tbl>
@@ -2908,35 +2912,35 @@
                 <w:rFonts w:ascii="Avenir Next" w:hAnsi="Avenir Next" w:cs="Avenir Next" w:eastAsia="Avenir Next"/>
                 <w:b/>
                 <w:color w:val="1A1A1A"/>
+                <w:sz w:val="22"/>
+                <w:szCs w:val="20"/>
+              </w:rPr>
+              <w:t xml:space="preserve">8.</w:t>
+            </w:r>
+            <w:r>
+              <w:rPr>
+                <w:rFonts w:ascii="Avenir Next" w:hAnsi="Avenir Next" w:cs="Avenir Next" w:eastAsia="Avenir Next"/>
+                <w:color w:val="1A1A1A"/>
                 <w:sz w:val="20"/>
                 <w:szCs w:val="20"/>
               </w:rPr>
-              <w:t xml:space="preserve">8.</w:t>
-            </w:r>
-            <w:r>
-              <w:rPr>
-                <w:rFonts w:ascii="Avenir Next" w:hAnsi="Avenir Next" w:cs="Avenir Next" w:eastAsia="Avenir Next"/>
-                <w:color w:val="1A1A1A"/>
-                <w:sz w:val="20"/>
+              <w:tab/>
+            </w:r>
+            <w:r>
+              <w:rPr>
+                <w:rFonts w:ascii="Avenir Next" w:hAnsi="Avenir Next" w:cs="Avenir Next" w:eastAsia="Avenir Next"/>
+                <w:b/>
+                <w:color w:val="1A1A1A"/>
+                <w:sz w:val="22"/>
                 <w:szCs w:val="20"/>
               </w:rPr>
-              <w:tab/>
-            </w:r>
-            <w:r>
-              <w:rPr>
-                <w:rFonts w:ascii="Avenir Next" w:hAnsi="Avenir Next" w:cs="Avenir Next" w:eastAsia="Avenir Next"/>
-                <w:b/>
-                <w:color w:val="1A1A1A"/>
-                <w:sz w:val="20"/>
-                <w:szCs w:val="20"/>
-              </w:rPr>
               <w:t xml:space="preserve">Ribbons to Bows.  </w:t>
             </w:r>
             <w:r>
               <w:rPr>
                 <w:rFonts w:ascii="Avenir Next" w:hAnsi="Avenir Next" w:cs="Avenir Next" w:eastAsia="Avenir Next"/>
                 <w:color w:val="1A1A1A"/>
-                <w:sz w:val="20"/>
+                <w:sz w:val="22"/>
                 <w:szCs w:val="20"/>
               </w:rPr>
               <w:t xml:space="preserve">A craft kit uses 2.5 yards of ribbon for every 6 bows.</w:t>
@@ -2956,25 +2960,25 @@
                 <w:rFonts w:ascii="Avenir Next" w:hAnsi="Avenir Next" w:cs="Avenir Next" w:eastAsia="Avenir Next"/>
                 <w:b/>
                 <w:color w:val="003A70"/>
+                <w:sz w:val="22"/>
+                <w:szCs w:val="20"/>
+              </w:rPr>
+              <w:t xml:space="preserve">a.</w:t>
+            </w:r>
+            <w:r>
+              <w:rPr>
+                <w:rFonts w:ascii="Avenir Next" w:hAnsi="Avenir Next" w:cs="Avenir Next" w:eastAsia="Avenir Next"/>
+                <w:color w:val="1A1A1A"/>
                 <w:sz w:val="20"/>
                 <w:szCs w:val="20"/>
               </w:rPr>
-              <w:t xml:space="preserve">a.</w:t>
-            </w:r>
-            <w:r>
-              <w:rPr>
-                <w:rFonts w:ascii="Avenir Next" w:hAnsi="Avenir Next" w:cs="Avenir Next" w:eastAsia="Avenir Next"/>
-                <w:color w:val="1A1A1A"/>
-                <w:sz w:val="20"/>
-                <w:szCs w:val="20"/>
-              </w:rPr>
               <w:tab/>
             </w:r>
             <w:r>
               <w:rPr>
                 <w:rFonts w:ascii="Avenir Next" w:hAnsi="Avenir Next" w:cs="Avenir Next" w:eastAsia="Avenir Next"/>
                 <w:color w:val="1A1A1A"/>
-                <w:sz w:val="20"/>
+                <w:sz w:val="22"/>
                 <w:szCs w:val="20"/>
               </w:rPr>
               <w:t xml:space="preserve">Write two equivalent ratios that use only whole numbers.</w:t>
@@ -3013,25 +3017,25 @@
                 <w:rFonts w:ascii="Avenir Next" w:hAnsi="Avenir Next" w:cs="Avenir Next" w:eastAsia="Avenir Next"/>
                 <w:b/>
                 <w:color w:val="003A70"/>
+                <w:sz w:val="22"/>
+                <w:szCs w:val="20"/>
+              </w:rPr>
+              <w:t xml:space="preserve">b.</w:t>
+            </w:r>
+            <w:r>
+              <w:rPr>
+                <w:rFonts w:ascii="Avenir Next" w:hAnsi="Avenir Next" w:cs="Avenir Next" w:eastAsia="Avenir Next"/>
+                <w:color w:val="1A1A1A"/>
                 <w:sz w:val="20"/>
                 <w:szCs w:val="20"/>
               </w:rPr>
-              <w:t xml:space="preserve">b.</w:t>
-            </w:r>
-            <w:r>
-              <w:rPr>
-                <w:rFonts w:ascii="Avenir Next" w:hAnsi="Avenir Next" w:cs="Avenir Next" w:eastAsia="Avenir Next"/>
-                <w:color w:val="1A1A1A"/>
-                <w:sz w:val="20"/>
-                <w:szCs w:val="20"/>
-              </w:rPr>
               <w:tab/>
             </w:r>
             <w:r>
               <w:rPr>
                 <w:rFonts w:ascii="Avenir Next" w:hAnsi="Avenir Next" w:cs="Avenir Next" w:eastAsia="Avenir Next"/>
                 <w:color w:val="1A1A1A"/>
-                <w:sz w:val="20"/>
+                <w:sz w:val="22"/>
                 <w:szCs w:val="20"/>
               </w:rPr>
               <w:t xml:space="preserve">Is 4.5 : 8 equivalent to 2.5 : 6? Explain.</w:t>
@@ -3058,7 +3062,7 @@
           </w:p>
           <w:p>
             <w:pPr>
-              <w:spacing w:before="0" w:after="0" w:line="60" w:lineRule="auto"/>
+              <w:spacing w:before="0" w:after="0" w:line="50" w:lineRule="exact"/>
             </w:pPr>
           </w:p>
           <w:tbl>
@@ -3116,7 +3120,7 @@
           </w:tbl>
           <w:p>
             <w:pPr>
-              <w:spacing w:before="0" w:after="0" w:line="24" w:lineRule="auto"/>
+              <w:spacing w:before="0" w:after="0" w:line="50" w:lineRule="exact"/>
             </w:pPr>
           </w:p>
         </w:tc>
@@ -3124,11 +3128,12 @@
     </w:tbl>
     <w:p>
       <w:pPr>
-        <w:spacing w:before="0" w:after="0" w:line="20" w:lineRule="exact"/>
+        <w:spacing w:before="0" w:after="0" w:line="50" w:lineRule="exact"/>
       </w:pPr>
     </w:p>
     <w:p>
       <w:pPr>
+        <w:pStyle w:val="Heading2"/>
         <w:keepNext/>
         <w:pBdr>
           <w:bottom w:val="single" w:sz="8" w:space="3" w:color="003A70"/>
@@ -3144,7 +3149,7 @@
           <w:b/>
           <w:color w:val="003A70"/>
           <w:spacing w:val="14"/>
-          <w:sz w:val="19"/>
+          <w:sz w:val="22"/>
           <w:szCs w:val="19"/>
         </w:rPr>
         <w:t xml:space="preserve">FIND THE ERROR</w:t>
@@ -3163,7 +3168,7 @@
           <w:rFonts w:ascii="Avenir Next" w:hAnsi="Avenir Next" w:cs="Avenir Next" w:eastAsia="Avenir Next"/>
           <w:i/>
           <w:color w:val="5A5F66"/>
-          <w:sz w:val="17"/>
+          <w:sz w:val="22"/>
           <w:szCs w:val="17"/>
         </w:rPr>
         <w:t xml:space="preserve">explain the mistake, then fix it</w:t>
@@ -3171,7 +3176,7 @@
     </w:p>
     <w:p>
       <w:pPr>
-        <w:spacing w:before="0" w:after="0" w:line="20" w:lineRule="exact"/>
+        <w:spacing w:before="0" w:after="0" w:line="50" w:lineRule="exact"/>
       </w:pPr>
     </w:p>
     <w:tbl>
@@ -3221,35 +3226,35 @@
                 <w:rFonts w:ascii="Avenir Next" w:hAnsi="Avenir Next" w:cs="Avenir Next" w:eastAsia="Avenir Next"/>
                 <w:b/>
                 <w:color w:val="1A1A1A"/>
+                <w:sz w:val="22"/>
+                <w:szCs w:val="20"/>
+              </w:rPr>
+              <w:t xml:space="preserve">9.</w:t>
+            </w:r>
+            <w:r>
+              <w:rPr>
+                <w:rFonts w:ascii="Avenir Next" w:hAnsi="Avenir Next" w:cs="Avenir Next" w:eastAsia="Avenir Next"/>
+                <w:color w:val="1A1A1A"/>
                 <w:sz w:val="20"/>
                 <w:szCs w:val="20"/>
               </w:rPr>
-              <w:t xml:space="preserve">9.</w:t>
-            </w:r>
-            <w:r>
-              <w:rPr>
-                <w:rFonts w:ascii="Avenir Next" w:hAnsi="Avenir Next" w:cs="Avenir Next" w:eastAsia="Avenir Next"/>
-                <w:color w:val="1A1A1A"/>
-                <w:sz w:val="20"/>
+              <w:tab/>
+            </w:r>
+            <w:r>
+              <w:rPr>
+                <w:rFonts w:ascii="Avenir Next" w:hAnsi="Avenir Next" w:cs="Avenir Next" w:eastAsia="Avenir Next"/>
+                <w:b/>
+                <w:color w:val="1A1A1A"/>
+                <w:sz w:val="22"/>
                 <w:szCs w:val="20"/>
               </w:rPr>
-              <w:tab/>
-            </w:r>
-            <w:r>
-              <w:rPr>
-                <w:rFonts w:ascii="Avenir Next" w:hAnsi="Avenir Next" w:cs="Avenir Next" w:eastAsia="Avenir Next"/>
-                <w:b/>
-                <w:color w:val="1A1A1A"/>
-                <w:sz w:val="20"/>
-                <w:szCs w:val="20"/>
-              </w:rPr>
               <w:t xml:space="preserve">Deshawn’s Work.  </w:t>
             </w:r>
             <w:r>
               <w:rPr>
                 <w:rFonts w:ascii="Avenir Next" w:hAnsi="Avenir Next" w:cs="Avenir Next" w:eastAsia="Avenir Next"/>
                 <w:color w:val="1A1A1A"/>
-                <w:sz w:val="20"/>
+                <w:sz w:val="22"/>
                 <w:szCs w:val="20"/>
               </w:rPr>
               <w:t xml:space="preserve">Deshawn says 4 : 6 and 6 : 8 are equivalent because he added 2 to each number. Explain his mistake. Then write a ratio that really is equivalent to 4 : 6.</w:t>
@@ -3295,7 +3300,7 @@
                 </w:tcPr>
                 <w:p>
                   <w:pPr>
-                    <w:spacing w:before="0" w:after="0" w:line="240" w:lineRule="auto"/>
+                    <w:spacing w:before="0" w:after="0" w:line="50" w:lineRule="exact"/>
                   </w:pPr>
                 </w:p>
               </w:tc>
@@ -3315,7 +3320,7 @@
                 </w:tcPr>
                 <w:p>
                   <w:pPr>
-                    <w:spacing w:before="0" w:after="0" w:line="240" w:lineRule="auto"/>
+                    <w:spacing w:before="0" w:after="0" w:line="50" w:lineRule="exact"/>
                   </w:pPr>
                 </w:p>
               </w:tc>
@@ -3335,7 +3340,7 @@
                 </w:tcPr>
                 <w:p>
                   <w:pPr>
-                    <w:spacing w:before="0" w:after="0" w:line="240" w:lineRule="auto"/>
+                    <w:spacing w:before="0" w:after="0" w:line="50" w:lineRule="exact"/>
                   </w:pPr>
                 </w:p>
               </w:tc>
@@ -3343,7 +3348,7 @@
           </w:tbl>
           <w:p>
             <w:pPr>
-              <w:spacing w:before="0" w:after="0" w:line="24" w:lineRule="auto"/>
+              <w:spacing w:before="0" w:after="0" w:line="50" w:lineRule="exact"/>
             </w:pPr>
           </w:p>
         </w:tc>
@@ -3351,11 +3356,12 @@
     </w:tbl>
     <w:p>
       <w:pPr>
-        <w:spacing w:before="0" w:after="0" w:line="20" w:lineRule="exact"/>
+        <w:spacing w:before="0" w:after="0" w:line="50" w:lineRule="exact"/>
       </w:pPr>
     </w:p>
     <w:p>
       <w:pPr>
+        <w:pStyle w:val="Heading2"/>
         <w:keepNext/>
         <w:pBdr>
           <w:bottom w:val="single" w:sz="8" w:space="3" w:color="003A70"/>
@@ -3371,7 +3377,7 @@
           <w:b/>
           <w:color w:val="003A70"/>
           <w:spacing w:val="14"/>
-          <w:sz w:val="19"/>
+          <w:sz w:val="22"/>
           <w:szCs w:val="19"/>
         </w:rPr>
         <w:t xml:space="preserve">TEST PRACTICE</w:t>
@@ -3390,7 +3396,7 @@
           <w:rFonts w:ascii="Avenir Next" w:hAnsi="Avenir Next" w:cs="Avenir Next" w:eastAsia="Avenir Next"/>
           <w:i/>
           <w:color w:val="5A5F66"/>
-          <w:sz w:val="17"/>
+          <w:sz w:val="22"/>
           <w:szCs w:val="17"/>
         </w:rPr>
         <w:t xml:space="preserve">choose the best answer</w:t>
@@ -3398,7 +3404,7 @@
     </w:p>
     <w:p>
       <w:pPr>
-        <w:spacing w:before="0" w:after="0" w:line="20" w:lineRule="exact"/>
+        <w:spacing w:before="0" w:after="0" w:line="50" w:lineRule="exact"/>
       </w:pPr>
     </w:p>
     <w:tbl>
@@ -3448,25 +3454,25 @@
                 <w:rFonts w:ascii="Avenir Next" w:hAnsi="Avenir Next" w:cs="Avenir Next" w:eastAsia="Avenir Next"/>
                 <w:b/>
                 <w:color w:val="1A1A1A"/>
+                <w:sz w:val="22"/>
+                <w:szCs w:val="20"/>
+              </w:rPr>
+              <w:t xml:space="preserve">10.</w:t>
+            </w:r>
+            <w:r>
+              <w:rPr>
+                <w:rFonts w:ascii="Avenir Next" w:hAnsi="Avenir Next" w:cs="Avenir Next" w:eastAsia="Avenir Next"/>
+                <w:color w:val="1A1A1A"/>
                 <w:sz w:val="20"/>
                 <w:szCs w:val="20"/>
               </w:rPr>
-              <w:t xml:space="preserve">10.</w:t>
-            </w:r>
-            <w:r>
-              <w:rPr>
-                <w:rFonts w:ascii="Avenir Next" w:hAnsi="Avenir Next" w:cs="Avenir Next" w:eastAsia="Avenir Next"/>
-                <w:color w:val="1A1A1A"/>
-                <w:sz w:val="20"/>
-                <w:szCs w:val="20"/>
-              </w:rPr>
               <w:tab/>
             </w:r>
             <w:r>
               <w:rPr>
                 <w:rFonts w:ascii="Avenir Next" w:hAnsi="Avenir Next" w:cs="Avenir Next" w:eastAsia="Avenir Next"/>
                 <w:color w:val="1A1A1A"/>
-                <w:sz w:val="20"/>
+                <w:sz w:val="22"/>
                 <w:szCs w:val="20"/>
               </w:rPr>
               <w:t xml:space="preserve">Which ratio is equivalent to 2 : 5?</w:t>
@@ -3522,25 +3528,25 @@
                       <w:rFonts w:ascii="Avenir Next" w:hAnsi="Avenir Next" w:cs="Avenir Next" w:eastAsia="Avenir Next"/>
                       <w:b/>
                       <w:color w:val="003A70"/>
+                      <w:sz w:val="22"/>
+                      <w:szCs w:val="19"/>
+                    </w:rPr>
+                    <w:t xml:space="preserve">A</w:t>
+                  </w:r>
+                  <w:r>
+                    <w:rPr>
+                      <w:rFonts w:ascii="Avenir Next" w:hAnsi="Avenir Next" w:cs="Avenir Next" w:eastAsia="Avenir Next"/>
+                      <w:color w:val="1A1A1A"/>
                       <w:sz w:val="19"/>
                       <w:szCs w:val="19"/>
                     </w:rPr>
-                    <w:t xml:space="preserve">A</w:t>
-                  </w:r>
-                  <w:r>
-                    <w:rPr>
-                      <w:rFonts w:ascii="Avenir Next" w:hAnsi="Avenir Next" w:cs="Avenir Next" w:eastAsia="Avenir Next"/>
-                      <w:color w:val="1A1A1A"/>
-                      <w:sz w:val="19"/>
-                      <w:szCs w:val="19"/>
-                    </w:rPr>
                     <w:tab/>
                   </w:r>
                   <w:r>
                     <w:rPr>
                       <w:rFonts w:ascii="Avenir Next" w:hAnsi="Avenir Next" w:cs="Avenir Next" w:eastAsia="Avenir Next"/>
                       <w:color w:val="1A1A1A"/>
-                      <w:sz w:val="19"/>
+                      <w:sz w:val="22"/>
                       <w:szCs w:val="19"/>
                     </w:rPr>
                     <w:t xml:space="preserve">4 : 7</w:t>
@@ -3565,25 +3571,25 @@
                       <w:rFonts w:ascii="Avenir Next" w:hAnsi="Avenir Next" w:cs="Avenir Next" w:eastAsia="Avenir Next"/>
                       <w:b/>
                       <w:color w:val="003A70"/>
+                      <w:sz w:val="22"/>
+                      <w:szCs w:val="19"/>
+                    </w:rPr>
+                    <w:t xml:space="preserve">B</w:t>
+                  </w:r>
+                  <w:r>
+                    <w:rPr>
+                      <w:rFonts w:ascii="Avenir Next" w:hAnsi="Avenir Next" w:cs="Avenir Next" w:eastAsia="Avenir Next"/>
+                      <w:color w:val="1A1A1A"/>
                       <w:sz w:val="19"/>
                       <w:szCs w:val="19"/>
                     </w:rPr>
-                    <w:t xml:space="preserve">B</w:t>
-                  </w:r>
-                  <w:r>
-                    <w:rPr>
-                      <w:rFonts w:ascii="Avenir Next" w:hAnsi="Avenir Next" w:cs="Avenir Next" w:eastAsia="Avenir Next"/>
-                      <w:color w:val="1A1A1A"/>
-                      <w:sz w:val="19"/>
-                      <w:szCs w:val="19"/>
-                    </w:rPr>
                     <w:tab/>
                   </w:r>
                   <w:r>
                     <w:rPr>
                       <w:rFonts w:ascii="Avenir Next" w:hAnsi="Avenir Next" w:cs="Avenir Next" w:eastAsia="Avenir Next"/>
                       <w:color w:val="1A1A1A"/>
-                      <w:sz w:val="19"/>
+                      <w:sz w:val="22"/>
                       <w:szCs w:val="19"/>
                     </w:rPr>
                     <w:t xml:space="preserve">8 : 20</w:t>
@@ -3608,25 +3614,25 @@
                       <w:rFonts w:ascii="Avenir Next" w:hAnsi="Avenir Next" w:cs="Avenir Next" w:eastAsia="Avenir Next"/>
                       <w:b/>
                       <w:color w:val="003A70"/>
+                      <w:sz w:val="22"/>
+                      <w:szCs w:val="19"/>
+                    </w:rPr>
+                    <w:t xml:space="preserve">C</w:t>
+                  </w:r>
+                  <w:r>
+                    <w:rPr>
+                      <w:rFonts w:ascii="Avenir Next" w:hAnsi="Avenir Next" w:cs="Avenir Next" w:eastAsia="Avenir Next"/>
+                      <w:color w:val="1A1A1A"/>
                       <w:sz w:val="19"/>
                       <w:szCs w:val="19"/>
                     </w:rPr>
-                    <w:t xml:space="preserve">C</w:t>
-                  </w:r>
-                  <w:r>
-                    <w:rPr>
-                      <w:rFonts w:ascii="Avenir Next" w:hAnsi="Avenir Next" w:cs="Avenir Next" w:eastAsia="Avenir Next"/>
-                      <w:color w:val="1A1A1A"/>
-                      <w:sz w:val="19"/>
-                      <w:szCs w:val="19"/>
-                    </w:rPr>
                     <w:tab/>
                   </w:r>
                   <w:r>
                     <w:rPr>
                       <w:rFonts w:ascii="Avenir Next" w:hAnsi="Avenir Next" w:cs="Avenir Next" w:eastAsia="Avenir Next"/>
                       <w:color w:val="1A1A1A"/>
-                      <w:sz w:val="19"/>
+                      <w:sz w:val="22"/>
                       <w:szCs w:val="19"/>
                     </w:rPr>
                     <w:t xml:space="preserve">5 : 2</w:t>
@@ -3651,25 +3657,25 @@
                       <w:rFonts w:ascii="Avenir Next" w:hAnsi="Avenir Next" w:cs="Avenir Next" w:eastAsia="Avenir Next"/>
                       <w:b/>
                       <w:color w:val="003A70"/>
+                      <w:sz w:val="22"/>
+                      <w:szCs w:val="19"/>
+                    </w:rPr>
+                    <w:t xml:space="preserve">D</w:t>
+                  </w:r>
+                  <w:r>
+                    <w:rPr>
+                      <w:rFonts w:ascii="Avenir Next" w:hAnsi="Avenir Next" w:cs="Avenir Next" w:eastAsia="Avenir Next"/>
+                      <w:color w:val="1A1A1A"/>
                       <w:sz w:val="19"/>
                       <w:szCs w:val="19"/>
                     </w:rPr>
-                    <w:t xml:space="preserve">D</w:t>
-                  </w:r>
-                  <w:r>
-                    <w:rPr>
-                      <w:rFonts w:ascii="Avenir Next" w:hAnsi="Avenir Next" w:cs="Avenir Next" w:eastAsia="Avenir Next"/>
-                      <w:color w:val="1A1A1A"/>
-                      <w:sz w:val="19"/>
-                      <w:szCs w:val="19"/>
-                    </w:rPr>
                     <w:tab/>
                   </w:r>
                   <w:r>
                     <w:rPr>
                       <w:rFonts w:ascii="Avenir Next" w:hAnsi="Avenir Next" w:cs="Avenir Next" w:eastAsia="Avenir Next"/>
                       <w:color w:val="1A1A1A"/>
-                      <w:sz w:val="19"/>
+                      <w:sz w:val="22"/>
                       <w:szCs w:val="19"/>
                     </w:rPr>
                     <w:t xml:space="preserve">6 : 16</w:t>
@@ -3680,7 +3686,7 @@
           </w:tbl>
           <w:p>
             <w:pPr>
-              <w:spacing w:before="0" w:after="0" w:line="24" w:lineRule="auto"/>
+              <w:spacing w:before="0" w:after="0" w:line="50" w:lineRule="exact"/>
             </w:pPr>
           </w:p>
         </w:tc>
@@ -3688,12 +3694,12 @@
     </w:tbl>
     <w:p>
       <w:pPr>
-        <w:spacing w:before="0" w:after="0" w:line="20" w:lineRule="exact"/>
+        <w:spacing w:before="0" w:after="0" w:line="50" w:lineRule="exact"/>
       </w:pPr>
     </w:p>
     <w:p>
       <w:pPr>
-        <w:spacing w:before="0" w:after="0" w:line="20" w:lineRule="exact"/>
+        <w:spacing w:before="0" w:after="0" w:line="50" w:lineRule="exact"/>
       </w:pPr>
     </w:p>
     <w:tbl>
@@ -3743,25 +3749,25 @@
                 <w:rFonts w:ascii="Avenir Next" w:hAnsi="Avenir Next" w:cs="Avenir Next" w:eastAsia="Avenir Next"/>
                 <w:b/>
                 <w:color w:val="1A1A1A"/>
+                <w:sz w:val="22"/>
+                <w:szCs w:val="20"/>
+              </w:rPr>
+              <w:t xml:space="preserve">11.</w:t>
+            </w:r>
+            <w:r>
+              <w:rPr>
+                <w:rFonts w:ascii="Avenir Next" w:hAnsi="Avenir Next" w:cs="Avenir Next" w:eastAsia="Avenir Next"/>
+                <w:color w:val="1A1A1A"/>
                 <w:sz w:val="20"/>
                 <w:szCs w:val="20"/>
               </w:rPr>
-              <w:t xml:space="preserve">11.</w:t>
-            </w:r>
-            <w:r>
-              <w:rPr>
-                <w:rFonts w:ascii="Avenir Next" w:hAnsi="Avenir Next" w:cs="Avenir Next" w:eastAsia="Avenir Next"/>
-                <w:color w:val="1A1A1A"/>
-                <w:sz w:val="20"/>
-                <w:szCs w:val="20"/>
-              </w:rPr>
               <w:tab/>
             </w:r>
             <w:r>
               <w:rPr>
                 <w:rFonts w:ascii="Avenir Next" w:hAnsi="Avenir Next" w:cs="Avenir Next" w:eastAsia="Avenir Next"/>
                 <w:color w:val="1A1A1A"/>
-                <w:sz w:val="20"/>
+                <w:sz w:val="22"/>
                 <w:szCs w:val="20"/>
               </w:rPr>
               <w:t xml:space="preserve">To keep a ratio the same in a ratio table, you —</w:t>
@@ -3815,25 +3821,25 @@
                       <w:rFonts w:ascii="Avenir Next" w:hAnsi="Avenir Next" w:cs="Avenir Next" w:eastAsia="Avenir Next"/>
                       <w:b/>
                       <w:color w:val="003A70"/>
+                      <w:sz w:val="22"/>
+                      <w:szCs w:val="19"/>
+                    </w:rPr>
+                    <w:t xml:space="preserve">A</w:t>
+                  </w:r>
+                  <w:r>
+                    <w:rPr>
+                      <w:rFonts w:ascii="Avenir Next" w:hAnsi="Avenir Next" w:cs="Avenir Next" w:eastAsia="Avenir Next"/>
+                      <w:color w:val="1A1A1A"/>
                       <w:sz w:val="19"/>
                       <w:szCs w:val="19"/>
                     </w:rPr>
-                    <w:t xml:space="preserve">A</w:t>
-                  </w:r>
-                  <w:r>
-                    <w:rPr>
-                      <w:rFonts w:ascii="Avenir Next" w:hAnsi="Avenir Next" w:cs="Avenir Next" w:eastAsia="Avenir Next"/>
-                      <w:color w:val="1A1A1A"/>
-                      <w:sz w:val="19"/>
-                      <w:szCs w:val="19"/>
-                    </w:rPr>
                     <w:tab/>
                   </w:r>
                   <w:r>
                     <w:rPr>
                       <w:rFonts w:ascii="Avenir Next" w:hAnsi="Avenir Next" w:cs="Avenir Next" w:eastAsia="Avenir Next"/>
                       <w:color w:val="1A1A1A"/>
-                      <w:sz w:val="19"/>
+                      <w:sz w:val="22"/>
                       <w:szCs w:val="19"/>
                     </w:rPr>
                     <w:t xml:space="preserve">change only the top row</w:t>
@@ -3858,25 +3864,25 @@
                       <w:rFonts w:ascii="Avenir Next" w:hAnsi="Avenir Next" w:cs="Avenir Next" w:eastAsia="Avenir Next"/>
                       <w:b/>
                       <w:color w:val="003A70"/>
+                      <w:sz w:val="22"/>
+                      <w:szCs w:val="19"/>
+                    </w:rPr>
+                    <w:t xml:space="preserve">B</w:t>
+                  </w:r>
+                  <w:r>
+                    <w:rPr>
+                      <w:rFonts w:ascii="Avenir Next" w:hAnsi="Avenir Next" w:cs="Avenir Next" w:eastAsia="Avenir Next"/>
+                      <w:color w:val="1A1A1A"/>
                       <w:sz w:val="19"/>
                       <w:szCs w:val="19"/>
                     </w:rPr>
-                    <w:t xml:space="preserve">B</w:t>
-                  </w:r>
-                  <w:r>
-                    <w:rPr>
-                      <w:rFonts w:ascii="Avenir Next" w:hAnsi="Avenir Next" w:cs="Avenir Next" w:eastAsia="Avenir Next"/>
-                      <w:color w:val="1A1A1A"/>
-                      <w:sz w:val="19"/>
-                      <w:szCs w:val="19"/>
-                    </w:rPr>
                     <w:tab/>
                   </w:r>
                   <w:r>
                     <w:rPr>
                       <w:rFonts w:ascii="Avenir Next" w:hAnsi="Avenir Next" w:cs="Avenir Next" w:eastAsia="Avenir Next"/>
                       <w:color w:val="1A1A1A"/>
-                      <w:sz w:val="19"/>
+                      <w:sz w:val="22"/>
                       <w:szCs w:val="19"/>
                     </w:rPr>
                     <w:t xml:space="preserve">add the same number to both rows</w:t>
@@ -3906,25 +3912,25 @@
                       <w:rFonts w:ascii="Avenir Next" w:hAnsi="Avenir Next" w:cs="Avenir Next" w:eastAsia="Avenir Next"/>
                       <w:b/>
                       <w:color w:val="003A70"/>
+                      <w:sz w:val="22"/>
+                      <w:szCs w:val="19"/>
+                    </w:rPr>
+                    <w:t xml:space="preserve">C</w:t>
+                  </w:r>
+                  <w:r>
+                    <w:rPr>
+                      <w:rFonts w:ascii="Avenir Next" w:hAnsi="Avenir Next" w:cs="Avenir Next" w:eastAsia="Avenir Next"/>
+                      <w:color w:val="1A1A1A"/>
                       <w:sz w:val="19"/>
                       <w:szCs w:val="19"/>
                     </w:rPr>
-                    <w:t xml:space="preserve">C</w:t>
-                  </w:r>
-                  <w:r>
-                    <w:rPr>
-                      <w:rFonts w:ascii="Avenir Next" w:hAnsi="Avenir Next" w:cs="Avenir Next" w:eastAsia="Avenir Next"/>
-                      <w:color w:val="1A1A1A"/>
-                      <w:sz w:val="19"/>
-                      <w:szCs w:val="19"/>
-                    </w:rPr>
                     <w:tab/>
                   </w:r>
                   <w:r>
                     <w:rPr>
                       <w:rFonts w:ascii="Avenir Next" w:hAnsi="Avenir Next" w:cs="Avenir Next" w:eastAsia="Avenir Next"/>
                       <w:color w:val="1A1A1A"/>
-                      <w:sz w:val="19"/>
+                      <w:sz w:val="22"/>
                       <w:szCs w:val="19"/>
                     </w:rPr>
                     <w:t xml:space="preserve">multiply both rows by the same number</w:t>
@@ -3949,25 +3955,25 @@
                       <w:rFonts w:ascii="Avenir Next" w:hAnsi="Avenir Next" w:cs="Avenir Next" w:eastAsia="Avenir Next"/>
                       <w:b/>
                       <w:color w:val="003A70"/>
+                      <w:sz w:val="22"/>
+                      <w:szCs w:val="19"/>
+                    </w:rPr>
+                    <w:t xml:space="preserve">D</w:t>
+                  </w:r>
+                  <w:r>
+                    <w:rPr>
+                      <w:rFonts w:ascii="Avenir Next" w:hAnsi="Avenir Next" w:cs="Avenir Next" w:eastAsia="Avenir Next"/>
+                      <w:color w:val="1A1A1A"/>
                       <w:sz w:val="19"/>
                       <w:szCs w:val="19"/>
                     </w:rPr>
-                    <w:t xml:space="preserve">D</w:t>
-                  </w:r>
-                  <w:r>
-                    <w:rPr>
-                      <w:rFonts w:ascii="Avenir Next" w:hAnsi="Avenir Next" w:cs="Avenir Next" w:eastAsia="Avenir Next"/>
-                      <w:color w:val="1A1A1A"/>
-                      <w:sz w:val="19"/>
-                      <w:szCs w:val="19"/>
-                    </w:rPr>
                     <w:tab/>
                   </w:r>
                   <w:r>
                     <w:rPr>
                       <w:rFonts w:ascii="Avenir Next" w:hAnsi="Avenir Next" w:cs="Avenir Next" w:eastAsia="Avenir Next"/>
                       <w:color w:val="1A1A1A"/>
-                      <w:sz w:val="19"/>
+                      <w:sz w:val="22"/>
                       <w:szCs w:val="19"/>
                     </w:rPr>
                     <w:t xml:space="preserve">change only the bottom row</w:t>
@@ -3978,7 +3984,7 @@
           </w:tbl>
           <w:p>
             <w:pPr>
-              <w:spacing w:before="0" w:after="0" w:line="24" w:lineRule="auto"/>
+              <w:spacing w:before="0" w:after="0" w:line="50" w:lineRule="exact"/>
             </w:pPr>
           </w:p>
         </w:tc>
@@ -3986,11 +3992,12 @@
     </w:tbl>
     <w:p>
       <w:pPr>
-        <w:spacing w:before="0" w:after="0" w:line="20" w:lineRule="exact"/>
+        <w:spacing w:before="0" w:after="0" w:line="50" w:lineRule="exact"/>
       </w:pPr>
     </w:p>
     <w:p>
       <w:pPr>
+        <w:pStyle w:val="Heading2"/>
         <w:keepNext/>
         <w:pBdr>
           <w:bottom w:val="single" w:sz="8" w:space="3" w:color="003A70"/>
@@ -4006,7 +4013,7 @@
           <w:b/>
           <w:color w:val="003A70"/>
           <w:spacing w:val="14"/>
-          <w:sz w:val="19"/>
+          <w:sz w:val="22"/>
           <w:szCs w:val="19"/>
         </w:rPr>
         <w:t xml:space="preserve">SELF-CHECK CODE</w:t>
@@ -4025,7 +4032,7 @@
           <w:rFonts w:ascii="Avenir Next" w:hAnsi="Avenir Next" w:cs="Avenir Next" w:eastAsia="Avenir Next"/>
           <w:i/>
           <w:color w:val="5A5F66"/>
-          <w:sz w:val="17"/>
+          <w:sz w:val="22"/>
           <w:szCs w:val="17"/>
         </w:rPr>
         <w:t xml:space="preserve">find your answer · copy its letter into that problem’s box · spell a math word</w:t>
@@ -4083,7 +4090,7 @@
                 <w:rFonts w:ascii="Avenir Next" w:hAnsi="Avenir Next" w:cs="Avenir Next" w:eastAsia="Avenir Next"/>
                 <w:b/>
                 <w:color w:val="1A1A1A"/>
-                <w:sz w:val="18"/>
+                <w:sz w:val="22"/>
                 <w:szCs w:val="18"/>
               </w:rPr>
               <w:t xml:space="preserve">57.6</w:t>
@@ -4099,7 +4106,7 @@
                 <w:rFonts w:ascii="Avenir Next" w:hAnsi="Avenir Next" w:cs="Avenir Next" w:eastAsia="Avenir Next"/>
                 <w:b/>
                 <w:color w:val="003A70"/>
-                <w:sz w:val="18"/>
+                <w:sz w:val="22"/>
                 <w:szCs w:val="18"/>
               </w:rPr>
               <w:t xml:space="preserve">Q</w:t>
@@ -4122,7 +4129,7 @@
                 <w:rFonts w:ascii="Avenir Next" w:hAnsi="Avenir Next" w:cs="Avenir Next" w:eastAsia="Avenir Next"/>
                 <w:b/>
                 <w:color w:val="1A1A1A"/>
-                <w:sz w:val="18"/>
+                <w:sz w:val="22"/>
                 <w:szCs w:val="18"/>
               </w:rPr>
               <w:t xml:space="preserve">12</w:t>
@@ -4138,7 +4145,7 @@
                 <w:rFonts w:ascii="Avenir Next" w:hAnsi="Avenir Next" w:cs="Avenir Next" w:eastAsia="Avenir Next"/>
                 <w:b/>
                 <w:color w:val="003A70"/>
-                <w:sz w:val="18"/>
+                <w:sz w:val="22"/>
                 <w:szCs w:val="18"/>
               </w:rPr>
               <w:t xml:space="preserve">C</w:t>
@@ -4161,7 +4168,7 @@
                 <w:rFonts w:ascii="Avenir Next" w:hAnsi="Avenir Next" w:cs="Avenir Next" w:eastAsia="Avenir Next"/>
                 <w:b/>
                 <w:color w:val="1A1A1A"/>
-                <w:sz w:val="18"/>
+                <w:sz w:val="22"/>
                 <w:szCs w:val="18"/>
               </w:rPr>
               <w:t xml:space="preserve">6.4</w:t>
@@ -4177,7 +4184,7 @@
                 <w:rFonts w:ascii="Avenir Next" w:hAnsi="Avenir Next" w:cs="Avenir Next" w:eastAsia="Avenir Next"/>
                 <w:b/>
                 <w:color w:val="003A70"/>
-                <w:sz w:val="18"/>
+                <w:sz w:val="22"/>
                 <w:szCs w:val="18"/>
               </w:rPr>
               <w:t xml:space="preserve">F</w:t>
@@ -4200,7 +4207,7 @@
                 <w:rFonts w:ascii="Avenir Next" w:hAnsi="Avenir Next" w:cs="Avenir Next" w:eastAsia="Avenir Next"/>
                 <w:b/>
                 <w:color w:val="1A1A1A"/>
-                <w:sz w:val="18"/>
+                <w:sz w:val="22"/>
                 <w:szCs w:val="18"/>
               </w:rPr>
               <w:t xml:space="preserve">40.5</w:t>
@@ -4216,7 +4223,7 @@
                 <w:rFonts w:ascii="Avenir Next" w:hAnsi="Avenir Next" w:cs="Avenir Next" w:eastAsia="Avenir Next"/>
                 <w:b/>
                 <w:color w:val="003A70"/>
-                <w:sz w:val="18"/>
+                <w:sz w:val="22"/>
                 <w:szCs w:val="18"/>
               </w:rPr>
               <w:t xml:space="preserve">R</w:t>
@@ -4239,7 +4246,7 @@
                 <w:rFonts w:ascii="Avenir Next" w:hAnsi="Avenir Next" w:cs="Avenir Next" w:eastAsia="Avenir Next"/>
                 <w:b/>
                 <w:color w:val="1A1A1A"/>
-                <w:sz w:val="18"/>
+                <w:sz w:val="22"/>
                 <w:szCs w:val="18"/>
               </w:rPr>
               <w:t xml:space="preserve">17</w:t>
@@ -4255,7 +4262,7 @@
                 <w:rFonts w:ascii="Avenir Next" w:hAnsi="Avenir Next" w:cs="Avenir Next" w:eastAsia="Avenir Next"/>
                 <w:b/>
                 <w:color w:val="003A70"/>
-                <w:sz w:val="18"/>
+                <w:sz w:val="22"/>
                 <w:szCs w:val="18"/>
               </w:rPr>
               <w:t xml:space="preserve">X</w:t>
@@ -4278,7 +4285,7 @@
                 <w:rFonts w:ascii="Avenir Next" w:hAnsi="Avenir Next" w:cs="Avenir Next" w:eastAsia="Avenir Next"/>
                 <w:b/>
                 <w:color w:val="1A1A1A"/>
-                <w:sz w:val="18"/>
+                <w:sz w:val="22"/>
                 <w:szCs w:val="18"/>
               </w:rPr>
               <w:t xml:space="preserve">21</w:t>
@@ -4294,7 +4301,7 @@
                 <w:rFonts w:ascii="Avenir Next" w:hAnsi="Avenir Next" w:cs="Avenir Next" w:eastAsia="Avenir Next"/>
                 <w:b/>
                 <w:color w:val="003A70"/>
-                <w:sz w:val="18"/>
+                <w:sz w:val="22"/>
                 <w:szCs w:val="18"/>
               </w:rPr>
               <w:t xml:space="preserve">T</w:t>
@@ -4317,7 +4324,7 @@
                 <w:rFonts w:ascii="Avenir Next" w:hAnsi="Avenir Next" w:cs="Avenir Next" w:eastAsia="Avenir Next"/>
                 <w:b/>
                 <w:color w:val="1A1A1A"/>
-                <w:sz w:val="18"/>
+                <w:sz w:val="22"/>
                 <w:szCs w:val="18"/>
               </w:rPr>
               <w:t xml:space="preserve">54</w:t>
@@ -4333,7 +4340,7 @@
                 <w:rFonts w:ascii="Avenir Next" w:hAnsi="Avenir Next" w:cs="Avenir Next" w:eastAsia="Avenir Next"/>
                 <w:b/>
                 <w:color w:val="003A70"/>
-                <w:sz w:val="18"/>
+                <w:sz w:val="22"/>
                 <w:szCs w:val="18"/>
               </w:rPr>
               <w:t xml:space="preserve">O</w:t>
@@ -4356,7 +4363,7 @@
                 <w:rFonts w:ascii="Avenir Next" w:hAnsi="Avenir Next" w:cs="Avenir Next" w:eastAsia="Avenir Next"/>
                 <w:b/>
                 <w:color w:val="1A1A1A"/>
-                <w:sz w:val="18"/>
+                <w:sz w:val="22"/>
                 <w:szCs w:val="18"/>
               </w:rPr>
               <w:t xml:space="preserve">37</w:t>
@@ -4372,7 +4379,7 @@
                 <w:rFonts w:ascii="Avenir Next" w:hAnsi="Avenir Next" w:cs="Avenir Next" w:eastAsia="Avenir Next"/>
                 <w:b/>
                 <w:color w:val="003A70"/>
-                <w:sz w:val="18"/>
+                <w:sz w:val="22"/>
                 <w:szCs w:val="18"/>
               </w:rPr>
               <w:t xml:space="preserve">Z</w:t>
@@ -4395,7 +4402,7 @@
                 <w:rFonts w:ascii="Avenir Next" w:hAnsi="Avenir Next" w:cs="Avenir Next" w:eastAsia="Avenir Next"/>
                 <w:b/>
                 <w:color w:val="1A1A1A"/>
-                <w:sz w:val="18"/>
+                <w:sz w:val="22"/>
                 <w:szCs w:val="18"/>
               </w:rPr>
               <w:t xml:space="preserve">5.5</w:t>
@@ -4411,7 +4418,7 @@
                 <w:rFonts w:ascii="Avenir Next" w:hAnsi="Avenir Next" w:cs="Avenir Next" w:eastAsia="Avenir Next"/>
                 <w:b/>
                 <w:color w:val="003A70"/>
-                <w:sz w:val="18"/>
+                <w:sz w:val="22"/>
                 <w:szCs w:val="18"/>
               </w:rPr>
               <w:t xml:space="preserve">A</w:t>
@@ -4422,7 +4429,7 @@
     </w:tbl>
     <w:p>
       <w:pPr>
-        <w:spacing w:before="0" w:after="0" w:line="60" w:lineRule="auto"/>
+        <w:spacing w:before="0" w:after="0" w:line="50" w:lineRule="exact"/>
       </w:pPr>
     </w:p>
     <w:tbl>
@@ -4589,7 +4596,7 @@
     </w:tbl>
     <w:p>
       <w:pPr>
-        <w:spacing w:before="0" w:after="0" w:line="40" w:lineRule="auto"/>
+        <w:spacing w:before="0" w:after="0" w:line="50" w:lineRule="exact"/>
       </w:pPr>
     </w:p>
     <w:tbl>
@@ -4631,6 +4638,7 @@
           </w:tcPr>
           <w:p>
             <w:pPr>
+              <w:pStyle w:val="Heading2"/>
               <w:spacing w:before="0" w:after="0" w:line="240" w:lineRule="auto"/>
             </w:pPr>
             <w:r>
@@ -4668,7 +4676,7 @@
               <w:rPr>
                 <w:rFonts w:ascii="Avenir Next" w:hAnsi="Avenir Next" w:cs="Avenir Next" w:eastAsia="Avenir Next"/>
                 <w:color w:val="1A1A1A"/>
-                <w:sz w:val="17"/>
+                <w:sz w:val="22"/>
                 <w:szCs w:val="17"/>
               </w:rPr>
               <w:t xml:space="preserve">  I can do this on my own</w:t>
@@ -4697,7 +4705,7 @@
               <w:rPr>
                 <w:rFonts w:ascii="Avenir Next" w:hAnsi="Avenir Next" w:cs="Avenir Next" w:eastAsia="Avenir Next"/>
                 <w:color w:val="1A1A1A"/>
-                <w:sz w:val="17"/>
+                <w:sz w:val="22"/>
                 <w:szCs w:val="17"/>
               </w:rPr>
               <w:t xml:space="preserve">  I need a little help</w:t>
@@ -4726,7 +4734,7 @@
               <w:rPr>
                 <w:rFonts w:ascii="Avenir Next" w:hAnsi="Avenir Next" w:cs="Avenir Next" w:eastAsia="Avenir Next"/>
                 <w:color w:val="1A1A1A"/>
-                <w:sz w:val="17"/>
+                <w:sz w:val="22"/>
                 <w:szCs w:val="17"/>
               </w:rPr>
               <w:t xml:space="preserve">  I have a question about #</w:t>
@@ -4747,7 +4755,7 @@
     </w:tbl>
     <w:p>
       <w:pPr>
-        <w:spacing w:before="0" w:after="0" w:line="20" w:lineRule="exact"/>
+        <w:spacing w:before="0" w:after="0" w:line="50" w:lineRule="exact"/>
       </w:pPr>
     </w:p>
     <w:sectPr>
@@ -4833,7 +4841,106 @@
               <w:sz w:val="15"/>
               <w:szCs w:val="15"/>
             </w:rPr>
-            <w:t xml:space="preserve">Lesson 3-3  ·  Session 1  ·  Practice Form A</w:t>
+            <w:t xml:space="preserve">3-3 · Page </w:t>
+          </w:r>
+          <w:r>
+            <w:rPr>
+              <w:rFonts w:ascii="Avenir Next" w:hAnsi="Avenir Next" w:cs="Avenir Next" w:eastAsia="Avenir Next"/>
+              <w:color w:val="5A5F66"/>
+              <w:sz w:val="15"/>
+              <w:szCs w:val="15"/>
+            </w:rPr>
+            <w:fldChar w:fldCharType="begin"/>
+          </w:r>
+          <w:r>
+            <w:rPr>
+              <w:rFonts w:ascii="Avenir Next" w:hAnsi="Avenir Next" w:cs="Avenir Next" w:eastAsia="Avenir Next"/>
+              <w:color w:val="5A5F66"/>
+              <w:sz w:val="15"/>
+              <w:szCs w:val="15"/>
+            </w:rPr>
+            <w:instrText xml:space="preserve"> PAGE </w:instrText>
+          </w:r>
+          <w:r>
+            <w:rPr>
+              <w:rFonts w:ascii="Avenir Next" w:hAnsi="Avenir Next" w:cs="Avenir Next" w:eastAsia="Avenir Next"/>
+              <w:color w:val="5A5F66"/>
+              <w:sz w:val="15"/>
+              <w:szCs w:val="15"/>
+            </w:rPr>
+            <w:fldChar w:fldCharType="separate"/>
+          </w:r>
+          <w:r>
+            <w:rPr>
+              <w:rFonts w:ascii="Avenir Next" w:hAnsi="Avenir Next" w:cs="Avenir Next" w:eastAsia="Avenir Next"/>
+              <w:color w:val="5A5F66"/>
+              <w:sz w:val="15"/>
+              <w:szCs w:val="15"/>
+            </w:rPr>
+            <w:t xml:space="preserve">1</w:t>
+          </w:r>
+          <w:r>
+            <w:rPr>
+              <w:rFonts w:ascii="Avenir Next" w:hAnsi="Avenir Next" w:cs="Avenir Next" w:eastAsia="Avenir Next"/>
+              <w:color w:val="5A5F66"/>
+              <w:sz w:val="15"/>
+              <w:szCs w:val="15"/>
+            </w:rPr>
+            <w:fldChar w:fldCharType="end"/>
+          </w:r>
+          <w:r>
+            <w:rPr>
+              <w:rFonts w:ascii="Avenir Next" w:hAnsi="Avenir Next" w:cs="Avenir Next" w:eastAsia="Avenir Next"/>
+              <w:color w:val="5A5F66"/>
+              <w:sz w:val="15"/>
+              <w:szCs w:val="15"/>
+            </w:rPr>
+            <w:t xml:space="preserve"> of </w:t>
+          </w:r>
+          <w:r>
+            <w:rPr>
+              <w:rFonts w:ascii="Avenir Next" w:hAnsi="Avenir Next" w:cs="Avenir Next" w:eastAsia="Avenir Next"/>
+              <w:color w:val="5A5F66"/>
+              <w:sz w:val="15"/>
+              <w:szCs w:val="15"/>
+            </w:rPr>
+            <w:fldChar w:fldCharType="begin"/>
+          </w:r>
+          <w:r>
+            <w:rPr>
+              <w:rFonts w:ascii="Avenir Next" w:hAnsi="Avenir Next" w:cs="Avenir Next" w:eastAsia="Avenir Next"/>
+              <w:color w:val="5A5F66"/>
+              <w:sz w:val="15"/>
+              <w:szCs w:val="15"/>
+            </w:rPr>
+            <w:instrText xml:space="preserve"> NUMPAGES </w:instrText>
+          </w:r>
+          <w:r>
+            <w:rPr>
+              <w:rFonts w:ascii="Avenir Next" w:hAnsi="Avenir Next" w:cs="Avenir Next" w:eastAsia="Avenir Next"/>
+              <w:color w:val="5A5F66"/>
+              <w:sz w:val="15"/>
+              <w:szCs w:val="15"/>
+            </w:rPr>
+            <w:fldChar w:fldCharType="separate"/>
+          </w:r>
+          <w:r>
+            <w:rPr>
+              <w:rFonts w:ascii="Avenir Next" w:hAnsi="Avenir Next" w:cs="Avenir Next" w:eastAsia="Avenir Next"/>
+              <w:color w:val="5A5F66"/>
+              <w:sz w:val="15"/>
+              <w:szCs w:val="15"/>
+            </w:rPr>
+            <w:t xml:space="preserve">1</w:t>
+          </w:r>
+          <w:r>
+            <w:rPr>
+              <w:rFonts w:ascii="Avenir Next" w:hAnsi="Avenir Next" w:cs="Avenir Next" w:eastAsia="Avenir Next"/>
+              <w:color w:val="5A5F66"/>
+              <w:sz w:val="15"/>
+              <w:szCs w:val="15"/>
+            </w:rPr>
+            <w:fldChar w:fldCharType="end"/>
           </w:r>
         </w:p>
       </w:tc>
@@ -4876,5 +4983,23 @@
       </w:tblCellMar>
     </w:tblPr>
   </w:style>
+  <w:style w:type="paragraph" w:styleId="Heading1">
+    <w:name w:val="heading 1"/>
+    <w:basedOn w:val="Normal"/>
+    <w:pPr>
+      <w:outlineLvl w:val="0"/>
+      <w:keepNext w:val="0"/>
+      <w:keepLines w:val="0"/>
+    </w:pPr>
+  </w:style>
+  <w:style w:type="paragraph" w:styleId="Heading2">
+    <w:name w:val="heading 2"/>
+    <w:basedOn w:val="Normal"/>
+    <w:pPr>
+      <w:outlineLvl w:val="1"/>
+      <w:keepNext w:val="0"/>
+      <w:keepLines w:val="0"/>
+    </w:pPr>
+  </w:style>
 </w:styles>
 </file>